--- a/docs/package/03_Contracts/iNXT_BrokerVerse_Implementation_Statement_of_Work.docx
+++ b/docs/package/03_Contracts/iNXT_BrokerVerse_Implementation_Statement_of_Work.docx
@@ -789,7 +789,7 @@
             </w:rPr>
             <w:fldChar w:fldCharType="separate"/>
           </w:r>
-          <w:hyperlink w:anchor="__RefHeading___Toc39793_4049217194">
+          <w:hyperlink w:anchor="__RefHeading___Toc39793_3199679052">
             <w:r>
               <w:rPr>
                 <w:webHidden/>
@@ -824,7 +824,7 @@
             </w:tabs>
             <w:rPr/>
           </w:pPr>
-          <w:hyperlink w:anchor="__RefHeading___Toc39795_4049217194">
+          <w:hyperlink w:anchor="__RefHeading___Toc39795_3199679052">
             <w:r>
               <w:rPr>
                 <w:webHidden/>
@@ -853,7 +853,7 @@
             </w:tabs>
             <w:rPr/>
           </w:pPr>
-          <w:hyperlink w:anchor="__RefHeading___Toc39797_4049217194">
+          <w:hyperlink w:anchor="__RefHeading___Toc39797_3199679052">
             <w:r>
               <w:rPr>
                 <w:webHidden/>
@@ -875,7 +875,7 @@
             </w:tabs>
             <w:rPr/>
           </w:pPr>
-          <w:hyperlink w:anchor="__RefHeading___Toc39799_4049217194">
+          <w:hyperlink w:anchor="__RefHeading___Toc39799_3199679052">
             <w:r>
               <w:rPr>
                 <w:webHidden/>
@@ -897,7 +897,7 @@
             </w:tabs>
             <w:rPr/>
           </w:pPr>
-          <w:hyperlink w:anchor="__RefHeading___Toc39801_4049217194">
+          <w:hyperlink w:anchor="__RefHeading___Toc39801_3199679052">
             <w:r>
               <w:rPr>
                 <w:webHidden/>
@@ -919,7 +919,7 @@
             </w:tabs>
             <w:rPr/>
           </w:pPr>
-          <w:hyperlink w:anchor="__RefHeading___Toc39803_4049217194">
+          <w:hyperlink w:anchor="__RefHeading___Toc39803_3199679052">
             <w:r>
               <w:rPr>
                 <w:webHidden/>
@@ -941,7 +941,7 @@
             </w:tabs>
             <w:rPr/>
           </w:pPr>
-          <w:hyperlink w:anchor="__RefHeading___Toc39805_4049217194">
+          <w:hyperlink w:anchor="__RefHeading___Toc39805_3199679052">
             <w:r>
               <w:rPr>
                 <w:webHidden/>
@@ -963,7 +963,7 @@
             </w:tabs>
             <w:rPr/>
           </w:pPr>
-          <w:hyperlink w:anchor="__RefHeading___Toc39807_4049217194">
+          <w:hyperlink w:anchor="__RefHeading___Toc39807_3199679052">
             <w:r>
               <w:rPr>
                 <w:webHidden/>
@@ -985,7 +985,7 @@
             </w:tabs>
             <w:rPr/>
           </w:pPr>
-          <w:hyperlink w:anchor="__RefHeading___Toc39809_4049217194">
+          <w:hyperlink w:anchor="__RefHeading___Toc39809_3199679052">
             <w:r>
               <w:rPr>
                 <w:webHidden/>
@@ -1007,7 +1007,7 @@
             </w:tabs>
             <w:rPr/>
           </w:pPr>
-          <w:hyperlink w:anchor="__RefHeading___Toc39811_4049217194">
+          <w:hyperlink w:anchor="__RefHeading___Toc39811_3199679052">
             <w:r>
               <w:rPr>
                 <w:webHidden/>
@@ -1029,7 +1029,7 @@
             </w:tabs>
             <w:rPr/>
           </w:pPr>
-          <w:hyperlink w:anchor="__RefHeading___Toc39813_4049217194">
+          <w:hyperlink w:anchor="__RefHeading___Toc39813_3199679052">
             <w:r>
               <w:rPr>
                 <w:webHidden/>
@@ -1051,7 +1051,7 @@
             </w:tabs>
             <w:rPr/>
           </w:pPr>
-          <w:hyperlink w:anchor="__RefHeading___Toc39815_4049217194">
+          <w:hyperlink w:anchor="__RefHeading___Toc39815_3199679052">
             <w:r>
               <w:rPr>
                 <w:webHidden/>
@@ -1073,7 +1073,7 @@
             </w:tabs>
             <w:rPr/>
           </w:pPr>
-          <w:hyperlink w:anchor="__RefHeading___Toc39817_4049217194">
+          <w:hyperlink w:anchor="__RefHeading___Toc39817_3199679052">
             <w:r>
               <w:rPr>
                 <w:webHidden/>
@@ -1095,7 +1095,7 @@
             </w:tabs>
             <w:rPr/>
           </w:pPr>
-          <w:hyperlink w:anchor="__RefHeading___Toc39819_4049217194">
+          <w:hyperlink w:anchor="__RefHeading___Toc39819_3199679052">
             <w:r>
               <w:rPr>
                 <w:webHidden/>
@@ -1117,7 +1117,7 @@
             </w:tabs>
             <w:rPr/>
           </w:pPr>
-          <w:hyperlink w:anchor="__RefHeading___Toc39821_4049217194">
+          <w:hyperlink w:anchor="__RefHeading___Toc39821_3199679052">
             <w:r>
               <w:rPr>
                 <w:webHidden/>
@@ -1139,7 +1139,7 @@
             </w:tabs>
             <w:rPr/>
           </w:pPr>
-          <w:hyperlink w:anchor="__RefHeading___Toc39823_4049217194">
+          <w:hyperlink w:anchor="__RefHeading___Toc39823_3199679052">
             <w:r>
               <w:rPr>
                 <w:webHidden/>
@@ -1161,7 +1161,7 @@
             </w:tabs>
             <w:rPr/>
           </w:pPr>
-          <w:hyperlink w:anchor="__RefHeading___Toc39825_4049217194">
+          <w:hyperlink w:anchor="__RefHeading___Toc39825_3199679052">
             <w:r>
               <w:rPr>
                 <w:webHidden/>
@@ -1183,7 +1183,7 @@
             </w:tabs>
             <w:rPr/>
           </w:pPr>
-          <w:hyperlink w:anchor="__RefHeading___Toc39827_4049217194">
+          <w:hyperlink w:anchor="__RefHeading___Toc39827_3199679052">
             <w:r>
               <w:rPr>
                 <w:webHidden/>
@@ -1205,7 +1205,7 @@
             </w:tabs>
             <w:rPr/>
           </w:pPr>
-          <w:hyperlink w:anchor="__RefHeading___Toc39829_4049217194">
+          <w:hyperlink w:anchor="__RefHeading___Toc39829_3199679052">
             <w:r>
               <w:rPr>
                 <w:webHidden/>
@@ -1227,7 +1227,7 @@
             </w:tabs>
             <w:rPr/>
           </w:pPr>
-          <w:hyperlink w:anchor="__RefHeading___Toc39831_4049217194">
+          <w:hyperlink w:anchor="__RefHeading___Toc39831_3199679052">
             <w:r>
               <w:rPr>
                 <w:webHidden/>
@@ -1249,7 +1249,7 @@
             </w:tabs>
             <w:rPr/>
           </w:pPr>
-          <w:hyperlink w:anchor="__RefHeading___Toc39833_4049217194">
+          <w:hyperlink w:anchor="__RefHeading___Toc39833_3199679052">
             <w:r>
               <w:rPr>
                 <w:webHidden/>
@@ -1271,7 +1271,7 @@
             </w:tabs>
             <w:rPr/>
           </w:pPr>
-          <w:hyperlink w:anchor="__RefHeading___Toc39835_4049217194">
+          <w:hyperlink w:anchor="__RefHeading___Toc39835_3199679052">
             <w:r>
               <w:rPr>
                 <w:webHidden/>
@@ -1293,7 +1293,7 @@
             </w:tabs>
             <w:rPr/>
           </w:pPr>
-          <w:hyperlink w:anchor="__RefHeading___Toc39837_4049217194">
+          <w:hyperlink w:anchor="__RefHeading___Toc39837_3199679052">
             <w:r>
               <w:rPr>
                 <w:webHidden/>
@@ -1315,7 +1315,7 @@
             </w:tabs>
             <w:rPr/>
           </w:pPr>
-          <w:hyperlink w:anchor="__RefHeading___Toc39839_4049217194">
+          <w:hyperlink w:anchor="__RefHeading___Toc39839_3199679052">
             <w:r>
               <w:rPr>
                 <w:webHidden/>
@@ -1337,7 +1337,7 @@
             </w:tabs>
             <w:rPr/>
           </w:pPr>
-          <w:hyperlink w:anchor="__RefHeading___Toc39841_4049217194">
+          <w:hyperlink w:anchor="__RefHeading___Toc39841_3199679052">
             <w:r>
               <w:rPr>
                 <w:webHidden/>
@@ -1359,7 +1359,7 @@
             </w:tabs>
             <w:rPr/>
           </w:pPr>
-          <w:hyperlink w:anchor="__RefHeading___Toc39843_4049217194">
+          <w:hyperlink w:anchor="__RefHeading___Toc39843_3199679052">
             <w:r>
               <w:rPr>
                 <w:webHidden/>
@@ -1381,7 +1381,7 @@
             </w:tabs>
             <w:rPr/>
           </w:pPr>
-          <w:hyperlink w:anchor="__RefHeading___Toc39845_4049217194">
+          <w:hyperlink w:anchor="__RefHeading___Toc39845_3199679052">
             <w:r>
               <w:rPr>
                 <w:webHidden/>
@@ -1429,7 +1429,7 @@
       <w:r>
         <w:br w:type="page"/>
       </w:r>
-      <w:bookmarkStart w:id="0" w:name="__RefHeading___Toc39793_4049217194"/>
+      <w:bookmarkStart w:id="0" w:name="__RefHeading___Toc39793_3199679052"/>
       <w:bookmarkStart w:id="1" w:name="_Toc48319687"/>
       <w:bookmarkStart w:id="2" w:name="_Toc11824118"/>
       <w:bookmarkEnd w:id="0"/>
@@ -2074,7 +2074,7 @@
           <w:spacing w:val="0"/>
         </w:rPr>
       </w:pPr>
-      <w:bookmarkStart w:id="4" w:name="__RefHeading___Toc39795_4049217194"/>
+      <w:bookmarkStart w:id="4" w:name="__RefHeading___Toc39795_3199679052"/>
       <w:bookmarkStart w:id="5" w:name="_Toc233203388"/>
       <w:bookmarkEnd w:id="4"/>
       <w:r>
@@ -3458,7 +3458,7 @@
         <w:pageBreakBefore w:val="false"/>
         <w:rPr/>
       </w:pPr>
-      <w:bookmarkStart w:id="6" w:name="__RefHeading___Toc39797_4049217194"/>
+      <w:bookmarkStart w:id="6" w:name="__RefHeading___Toc39797_3199679052"/>
       <w:bookmarkEnd w:id="6"/>
       <w:r>
         <w:rPr>
@@ -3578,7 +3578,7 @@
         <w:pStyle w:val="Heading1"/>
         <w:rPr/>
       </w:pPr>
-      <w:bookmarkStart w:id="7" w:name="__RefHeading___Toc39799_4049217194"/>
+      <w:bookmarkStart w:id="7" w:name="__RefHeading___Toc39799_3199679052"/>
       <w:bookmarkEnd w:id="7"/>
       <w:r>
         <w:rPr>
@@ -3595,7 +3595,7 @@
         <w:pStyle w:val="Heading2"/>
         <w:rPr/>
       </w:pPr>
-      <w:bookmarkStart w:id="8" w:name="__RefHeading___Toc39801_4049217194"/>
+      <w:bookmarkStart w:id="8" w:name="__RefHeading___Toc39801_3199679052"/>
       <w:bookmarkEnd w:id="8"/>
       <w:r>
         <w:rPr>
@@ -3627,7 +3627,7 @@
         <w:pStyle w:val="Heading2"/>
         <w:rPr/>
       </w:pPr>
-      <w:bookmarkStart w:id="9" w:name="__RefHeading___Toc39803_4049217194"/>
+      <w:bookmarkStart w:id="9" w:name="__RefHeading___Toc39803_3199679052"/>
       <w:bookmarkEnd w:id="9"/>
       <w:r>
         <w:rPr>
@@ -3777,7 +3777,7 @@
         <w:pStyle w:val="Heading2"/>
         <w:rPr/>
       </w:pPr>
-      <w:bookmarkStart w:id="10" w:name="__RefHeading___Toc39805_4049217194"/>
+      <w:bookmarkStart w:id="10" w:name="__RefHeading___Toc39805_3199679052"/>
       <w:bookmarkEnd w:id="10"/>
       <w:r>
         <w:rPr>
@@ -4464,7 +4464,7 @@
         <w:pStyle w:val="Heading1"/>
         <w:rPr/>
       </w:pPr>
-      <w:bookmarkStart w:id="11" w:name="__RefHeading___Toc39807_4049217194"/>
+      <w:bookmarkStart w:id="11" w:name="__RefHeading___Toc39807_3199679052"/>
       <w:bookmarkEnd w:id="11"/>
       <w:r>
         <w:rPr>
@@ -6010,7 +6010,7 @@
       <w:r>
         <w:br w:type="page"/>
       </w:r>
-      <w:bookmarkStart w:id="12" w:name="__RefHeading___Toc39809_4049217194"/>
+      <w:bookmarkStart w:id="12" w:name="__RefHeading___Toc39809_3199679052"/>
       <w:bookmarkEnd w:id="12"/>
       <w:r>
         <w:rPr>
@@ -6027,7 +6027,7 @@
         <w:pStyle w:val="Heading2"/>
         <w:rPr/>
       </w:pPr>
-      <w:bookmarkStart w:id="13" w:name="__RefHeading___Toc39811_4049217194"/>
+      <w:bookmarkStart w:id="13" w:name="__RefHeading___Toc39811_3199679052"/>
       <w:bookmarkEnd w:id="13"/>
       <w:r>
         <w:rPr>
@@ -7565,7 +7565,7 @@
         <w:pStyle w:val="Heading2"/>
         <w:rPr/>
       </w:pPr>
-      <w:bookmarkStart w:id="14" w:name="__RefHeading___Toc39813_4049217194"/>
+      <w:bookmarkStart w:id="14" w:name="__RefHeading___Toc39813_3199679052"/>
       <w:bookmarkEnd w:id="14"/>
       <w:r>
         <w:rPr>
@@ -7696,7 +7696,7 @@
         <w:pStyle w:val="Heading2"/>
         <w:rPr/>
       </w:pPr>
-      <w:bookmarkStart w:id="15" w:name="__RefHeading___Toc39815_4049217194"/>
+      <w:bookmarkStart w:id="15" w:name="__RefHeading___Toc39815_3199679052"/>
       <w:bookmarkEnd w:id="15"/>
       <w:r>
         <w:rPr>
@@ -8127,7 +8127,7 @@
       <w:r>
         <w:br w:type="page"/>
       </w:r>
-      <w:bookmarkStart w:id="16" w:name="__RefHeading___Toc39817_4049217194"/>
+      <w:bookmarkStart w:id="16" w:name="__RefHeading___Toc39817_3199679052"/>
       <w:bookmarkEnd w:id="16"/>
       <w:r>
         <w:rPr>
@@ -9343,7 +9343,7 @@
       <w:r>
         <w:br w:type="page"/>
       </w:r>
-      <w:bookmarkStart w:id="17" w:name="__RefHeading___Toc39819_4049217194"/>
+      <w:bookmarkStart w:id="17" w:name="__RefHeading___Toc39819_3199679052"/>
       <w:bookmarkEnd w:id="17"/>
       <w:r>
         <w:rPr>
@@ -9534,7 +9534,7 @@
         <w:pStyle w:val="Heading1"/>
         <w:rPr/>
       </w:pPr>
-      <w:bookmarkStart w:id="18" w:name="__RefHeading___Toc39821_4049217194"/>
+      <w:bookmarkStart w:id="18" w:name="__RefHeading___Toc39821_3199679052"/>
       <w:bookmarkEnd w:id="18"/>
       <w:r>
         <w:rPr>
@@ -9778,7 +9778,7 @@
         <w:pStyle w:val="Heading1"/>
         <w:rPr/>
       </w:pPr>
-      <w:bookmarkStart w:id="19" w:name="__RefHeading___Toc39823_4049217194"/>
+      <w:bookmarkStart w:id="19" w:name="__RefHeading___Toc39823_3199679052"/>
       <w:bookmarkEnd w:id="19"/>
       <w:r>
         <w:rPr>
@@ -9795,7 +9795,7 @@
         <w:pStyle w:val="Heading2"/>
         <w:rPr/>
       </w:pPr>
-      <w:bookmarkStart w:id="20" w:name="__RefHeading___Toc39825_4049217194"/>
+      <w:bookmarkStart w:id="20" w:name="__RefHeading___Toc39825_3199679052"/>
       <w:bookmarkEnd w:id="20"/>
       <w:r>
         <w:rPr>
@@ -10624,7 +10624,7 @@
         <w:pStyle w:val="Heading2"/>
         <w:rPr/>
       </w:pPr>
-      <w:bookmarkStart w:id="21" w:name="__RefHeading___Toc39827_4049217194"/>
+      <w:bookmarkStart w:id="21" w:name="__RefHeading___Toc39827_3199679052"/>
       <w:bookmarkEnd w:id="21"/>
       <w:r>
         <w:rPr>
@@ -11909,7 +11909,7 @@
         <w:pStyle w:val="Heading1"/>
         <w:rPr/>
       </w:pPr>
-      <w:bookmarkStart w:id="22" w:name="__RefHeading___Toc39829_4049217194"/>
+      <w:bookmarkStart w:id="22" w:name="__RefHeading___Toc39829_3199679052"/>
       <w:bookmarkEnd w:id="22"/>
       <w:r>
         <w:rPr>
@@ -12041,7 +12041,7 @@
         <w:pStyle w:val="Heading1"/>
         <w:rPr/>
       </w:pPr>
-      <w:bookmarkStart w:id="23" w:name="__RefHeading___Toc39831_4049217194"/>
+      <w:bookmarkStart w:id="23" w:name="__RefHeading___Toc39831_3199679052"/>
       <w:bookmarkEnd w:id="23"/>
       <w:r>
         <w:rPr>
@@ -12058,7 +12058,7 @@
         <w:pStyle w:val="Heading2"/>
         <w:rPr/>
       </w:pPr>
-      <w:bookmarkStart w:id="24" w:name="__RefHeading___Toc39833_4049217194"/>
+      <w:bookmarkStart w:id="24" w:name="__RefHeading___Toc39833_3199679052"/>
       <w:bookmarkEnd w:id="24"/>
       <w:r>
         <w:rPr>
@@ -12742,7 +12742,7 @@
         <w:pStyle w:val="Heading2"/>
         <w:rPr/>
       </w:pPr>
-      <w:bookmarkStart w:id="25" w:name="__RefHeading___Toc39835_4049217194"/>
+      <w:bookmarkStart w:id="25" w:name="__RefHeading___Toc39835_3199679052"/>
       <w:bookmarkEnd w:id="25"/>
       <w:r>
         <w:rPr>
@@ -13333,7 +13333,7 @@
         <w:pStyle w:val="Heading1"/>
         <w:rPr/>
       </w:pPr>
-      <w:bookmarkStart w:id="26" w:name="__RefHeading___Toc39837_4049217194"/>
+      <w:bookmarkStart w:id="26" w:name="__RefHeading___Toc39837_3199679052"/>
       <w:bookmarkEnd w:id="26"/>
       <w:r>
         <w:rPr>
@@ -13429,7 +13429,7 @@
         <w:pStyle w:val="Heading1"/>
         <w:rPr/>
       </w:pPr>
-      <w:bookmarkStart w:id="27" w:name="__RefHeading___Toc39839_4049217194"/>
+      <w:bookmarkStart w:id="27" w:name="__RefHeading___Toc39839_3199679052"/>
       <w:bookmarkEnd w:id="27"/>
       <w:r>
         <w:rPr>
@@ -13860,7 +13860,7 @@
       <w:r>
         <w:br w:type="page"/>
       </w:r>
-      <w:bookmarkStart w:id="28" w:name="__RefHeading___Toc39841_4049217194"/>
+      <w:bookmarkStart w:id="28" w:name="__RefHeading___Toc39841_3199679052"/>
       <w:bookmarkEnd w:id="28"/>
       <w:r>
         <w:rPr>
@@ -14753,7 +14753,7 @@
       <w:r>
         <w:br w:type="page"/>
       </w:r>
-      <w:bookmarkStart w:id="29" w:name="__RefHeading___Toc39843_4049217194"/>
+      <w:bookmarkStart w:id="29" w:name="__RefHeading___Toc39843_3199679052"/>
       <w:bookmarkEnd w:id="29"/>
       <w:r>
         <w:rPr>
@@ -15574,7 +15574,7 @@
       <w:r>
         <w:br w:type="page"/>
       </w:r>
-      <w:bookmarkStart w:id="30" w:name="__RefHeading___Toc39845_4049217194"/>
+      <w:bookmarkStart w:id="30" w:name="__RefHeading___Toc39845_3199679052"/>
       <w:bookmarkStart w:id="31" w:name="_Toc233203395"/>
       <w:bookmarkEnd w:id="30"/>
       <w:r>

--- a/docs/package/03_Contracts/iNXT_BrokerVerse_Implementation_Statement_of_Work.docx
+++ b/docs/package/03_Contracts/iNXT_BrokerVerse_Implementation_Statement_of_Work.docx
@@ -789,7 +789,7 @@
             </w:rPr>
             <w:fldChar w:fldCharType="separate"/>
           </w:r>
-          <w:hyperlink w:anchor="__RefHeading___Toc39793_3199679052">
+          <w:hyperlink w:anchor="__RefHeading___Toc19607_3066934455">
             <w:r>
               <w:rPr>
                 <w:webHidden/>
@@ -824,7 +824,7 @@
             </w:tabs>
             <w:rPr/>
           </w:pPr>
-          <w:hyperlink w:anchor="__RefHeading___Toc39795_3199679052">
+          <w:hyperlink w:anchor="__RefHeading___Toc19609_3066934455">
             <w:r>
               <w:rPr>
                 <w:webHidden/>
@@ -853,7 +853,7 @@
             </w:tabs>
             <w:rPr/>
           </w:pPr>
-          <w:hyperlink w:anchor="__RefHeading___Toc39797_3199679052">
+          <w:hyperlink w:anchor="__RefHeading___Toc19611_3066934455">
             <w:r>
               <w:rPr>
                 <w:webHidden/>
@@ -875,7 +875,7 @@
             </w:tabs>
             <w:rPr/>
           </w:pPr>
-          <w:hyperlink w:anchor="__RefHeading___Toc39799_3199679052">
+          <w:hyperlink w:anchor="__RefHeading___Toc19613_3066934455">
             <w:r>
               <w:rPr>
                 <w:webHidden/>
@@ -897,7 +897,7 @@
             </w:tabs>
             <w:rPr/>
           </w:pPr>
-          <w:hyperlink w:anchor="__RefHeading___Toc39801_3199679052">
+          <w:hyperlink w:anchor="__RefHeading___Toc19615_3066934455">
             <w:r>
               <w:rPr>
                 <w:webHidden/>
@@ -919,7 +919,7 @@
             </w:tabs>
             <w:rPr/>
           </w:pPr>
-          <w:hyperlink w:anchor="__RefHeading___Toc39803_3199679052">
+          <w:hyperlink w:anchor="__RefHeading___Toc19617_3066934455">
             <w:r>
               <w:rPr>
                 <w:webHidden/>
@@ -941,7 +941,7 @@
             </w:tabs>
             <w:rPr/>
           </w:pPr>
-          <w:hyperlink w:anchor="__RefHeading___Toc39805_3199679052">
+          <w:hyperlink w:anchor="__RefHeading___Toc19619_3066934455">
             <w:r>
               <w:rPr>
                 <w:webHidden/>
@@ -963,7 +963,7 @@
             </w:tabs>
             <w:rPr/>
           </w:pPr>
-          <w:hyperlink w:anchor="__RefHeading___Toc39807_3199679052">
+          <w:hyperlink w:anchor="__RefHeading___Toc19621_3066934455">
             <w:r>
               <w:rPr>
                 <w:webHidden/>
@@ -985,7 +985,7 @@
             </w:tabs>
             <w:rPr/>
           </w:pPr>
-          <w:hyperlink w:anchor="__RefHeading___Toc39809_3199679052">
+          <w:hyperlink w:anchor="__RefHeading___Toc19623_3066934455">
             <w:r>
               <w:rPr>
                 <w:webHidden/>
@@ -1007,7 +1007,7 @@
             </w:tabs>
             <w:rPr/>
           </w:pPr>
-          <w:hyperlink w:anchor="__RefHeading___Toc39811_3199679052">
+          <w:hyperlink w:anchor="__RefHeading___Toc19625_3066934455">
             <w:r>
               <w:rPr>
                 <w:webHidden/>
@@ -1029,7 +1029,7 @@
             </w:tabs>
             <w:rPr/>
           </w:pPr>
-          <w:hyperlink w:anchor="__RefHeading___Toc39813_3199679052">
+          <w:hyperlink w:anchor="__RefHeading___Toc19627_3066934455">
             <w:r>
               <w:rPr>
                 <w:webHidden/>
@@ -1051,7 +1051,7 @@
             </w:tabs>
             <w:rPr/>
           </w:pPr>
-          <w:hyperlink w:anchor="__RefHeading___Toc39815_3199679052">
+          <w:hyperlink w:anchor="__RefHeading___Toc19629_3066934455">
             <w:r>
               <w:rPr>
                 <w:webHidden/>
@@ -1073,7 +1073,7 @@
             </w:tabs>
             <w:rPr/>
           </w:pPr>
-          <w:hyperlink w:anchor="__RefHeading___Toc39817_3199679052">
+          <w:hyperlink w:anchor="__RefHeading___Toc19631_3066934455">
             <w:r>
               <w:rPr>
                 <w:webHidden/>
@@ -1095,7 +1095,7 @@
             </w:tabs>
             <w:rPr/>
           </w:pPr>
-          <w:hyperlink w:anchor="__RefHeading___Toc39819_3199679052">
+          <w:hyperlink w:anchor="__RefHeading___Toc19633_3066934455">
             <w:r>
               <w:rPr>
                 <w:webHidden/>
@@ -1117,7 +1117,7 @@
             </w:tabs>
             <w:rPr/>
           </w:pPr>
-          <w:hyperlink w:anchor="__RefHeading___Toc39821_3199679052">
+          <w:hyperlink w:anchor="__RefHeading___Toc19635_3066934455">
             <w:r>
               <w:rPr>
                 <w:webHidden/>
@@ -1139,7 +1139,7 @@
             </w:tabs>
             <w:rPr/>
           </w:pPr>
-          <w:hyperlink w:anchor="__RefHeading___Toc39823_3199679052">
+          <w:hyperlink w:anchor="__RefHeading___Toc19637_3066934455">
             <w:r>
               <w:rPr>
                 <w:webHidden/>
@@ -1161,7 +1161,7 @@
             </w:tabs>
             <w:rPr/>
           </w:pPr>
-          <w:hyperlink w:anchor="__RefHeading___Toc39825_3199679052">
+          <w:hyperlink w:anchor="__RefHeading___Toc19639_3066934455">
             <w:r>
               <w:rPr>
                 <w:webHidden/>
@@ -1183,7 +1183,7 @@
             </w:tabs>
             <w:rPr/>
           </w:pPr>
-          <w:hyperlink w:anchor="__RefHeading___Toc39827_3199679052">
+          <w:hyperlink w:anchor="__RefHeading___Toc19641_3066934455">
             <w:r>
               <w:rPr>
                 <w:webHidden/>
@@ -1205,7 +1205,7 @@
             </w:tabs>
             <w:rPr/>
           </w:pPr>
-          <w:hyperlink w:anchor="__RefHeading___Toc39829_3199679052">
+          <w:hyperlink w:anchor="__RefHeading___Toc19643_3066934455">
             <w:r>
               <w:rPr>
                 <w:webHidden/>
@@ -1227,7 +1227,7 @@
             </w:tabs>
             <w:rPr/>
           </w:pPr>
-          <w:hyperlink w:anchor="__RefHeading___Toc39831_3199679052">
+          <w:hyperlink w:anchor="__RefHeading___Toc19645_3066934455">
             <w:r>
               <w:rPr>
                 <w:webHidden/>
@@ -1249,7 +1249,7 @@
             </w:tabs>
             <w:rPr/>
           </w:pPr>
-          <w:hyperlink w:anchor="__RefHeading___Toc39833_3199679052">
+          <w:hyperlink w:anchor="__RefHeading___Toc19647_3066934455">
             <w:r>
               <w:rPr>
                 <w:webHidden/>
@@ -1271,7 +1271,7 @@
             </w:tabs>
             <w:rPr/>
           </w:pPr>
-          <w:hyperlink w:anchor="__RefHeading___Toc39835_3199679052">
+          <w:hyperlink w:anchor="__RefHeading___Toc19649_3066934455">
             <w:r>
               <w:rPr>
                 <w:webHidden/>
@@ -1293,7 +1293,7 @@
             </w:tabs>
             <w:rPr/>
           </w:pPr>
-          <w:hyperlink w:anchor="__RefHeading___Toc39837_3199679052">
+          <w:hyperlink w:anchor="__RefHeading___Toc19651_3066934455">
             <w:r>
               <w:rPr>
                 <w:webHidden/>
@@ -1315,7 +1315,7 @@
             </w:tabs>
             <w:rPr/>
           </w:pPr>
-          <w:hyperlink w:anchor="__RefHeading___Toc39839_3199679052">
+          <w:hyperlink w:anchor="__RefHeading___Toc19653_3066934455">
             <w:r>
               <w:rPr>
                 <w:webHidden/>
@@ -1337,7 +1337,7 @@
             </w:tabs>
             <w:rPr/>
           </w:pPr>
-          <w:hyperlink w:anchor="__RefHeading___Toc39841_3199679052">
+          <w:hyperlink w:anchor="__RefHeading___Toc19655_3066934455">
             <w:r>
               <w:rPr>
                 <w:webHidden/>
@@ -1359,7 +1359,7 @@
             </w:tabs>
             <w:rPr/>
           </w:pPr>
-          <w:hyperlink w:anchor="__RefHeading___Toc39843_3199679052">
+          <w:hyperlink w:anchor="__RefHeading___Toc19657_3066934455">
             <w:r>
               <w:rPr>
                 <w:webHidden/>
@@ -1381,7 +1381,7 @@
             </w:tabs>
             <w:rPr/>
           </w:pPr>
-          <w:hyperlink w:anchor="__RefHeading___Toc39845_3199679052">
+          <w:hyperlink w:anchor="__RefHeading___Toc19659_3066934455">
             <w:r>
               <w:rPr>
                 <w:webHidden/>
@@ -1429,7 +1429,7 @@
       <w:r>
         <w:br w:type="page"/>
       </w:r>
-      <w:bookmarkStart w:id="0" w:name="__RefHeading___Toc39793_3199679052"/>
+      <w:bookmarkStart w:id="0" w:name="__RefHeading___Toc19607_3066934455"/>
       <w:bookmarkStart w:id="1" w:name="_Toc48319687"/>
       <w:bookmarkStart w:id="2" w:name="_Toc11824118"/>
       <w:bookmarkEnd w:id="0"/>
@@ -2074,7 +2074,7 @@
           <w:spacing w:val="0"/>
         </w:rPr>
       </w:pPr>
-      <w:bookmarkStart w:id="4" w:name="__RefHeading___Toc39795_3199679052"/>
+      <w:bookmarkStart w:id="4" w:name="__RefHeading___Toc19609_3066934455"/>
       <w:bookmarkStart w:id="5" w:name="_Toc233203388"/>
       <w:bookmarkEnd w:id="4"/>
       <w:r>
@@ -2489,7 +2489,7 @@
                 <w:szCs w:val="24"/>
                 <w:lang w:val="en-US" w:eastAsia="ja-JP" w:bidi="ar-SA"/>
               </w:rPr>
-              <w:t>IC</w:t>
+              <w:t>Dev</w:t>
             </w:r>
           </w:p>
         </w:tc>
@@ -2526,7 +2526,7 @@
                 <w:szCs w:val="24"/>
                 <w:lang w:val="en-US" w:eastAsia="ja-JP" w:bidi="ar-SA"/>
               </w:rPr>
-              <w:t>Insurance Commission</w:t>
+              <w:t>Development environment</w:t>
             </w:r>
           </w:p>
         </w:tc>
@@ -2568,7 +2568,7 @@
                 <w:szCs w:val="24"/>
                 <w:lang w:val="en-US" w:eastAsia="ja-JP" w:bidi="ar-SA"/>
               </w:rPr>
-              <w:t>LOB</w:t>
+              <w:t>IC</w:t>
             </w:r>
           </w:p>
         </w:tc>
@@ -2605,7 +2605,7 @@
                 <w:szCs w:val="24"/>
                 <w:lang w:val="en-US" w:eastAsia="ja-JP" w:bidi="ar-SA"/>
               </w:rPr>
-              <w:t>Line of business</w:t>
+              <w:t>Insurance Commission</w:t>
             </w:r>
           </w:p>
         </w:tc>
@@ -2647,7 +2647,7 @@
                 <w:szCs w:val="24"/>
                 <w:lang w:val="en-US" w:eastAsia="ja-JP" w:bidi="ar-SA"/>
               </w:rPr>
-              <w:t>MSA</w:t>
+              <w:t>LOB</w:t>
             </w:r>
           </w:p>
         </w:tc>
@@ -2684,7 +2684,7 @@
                 <w:szCs w:val="24"/>
                 <w:lang w:val="en-US" w:eastAsia="ja-JP" w:bidi="ar-SA"/>
               </w:rPr>
-              <w:t>Master Services Agreement</w:t>
+              <w:t>Line of business</w:t>
             </w:r>
           </w:p>
         </w:tc>
@@ -2726,7 +2726,7 @@
                 <w:szCs w:val="24"/>
                 <w:lang w:val="en-US" w:eastAsia="ja-JP" w:bidi="ar-SA"/>
               </w:rPr>
-              <w:t>OOTB</w:t>
+              <w:t>MSA</w:t>
             </w:r>
           </w:p>
         </w:tc>
@@ -2763,7 +2763,7 @@
                 <w:szCs w:val="24"/>
                 <w:lang w:val="en-US" w:eastAsia="ja-JP" w:bidi="ar-SA"/>
               </w:rPr>
-              <w:t>Out of the box</w:t>
+              <w:t>Master Services Agreement</w:t>
             </w:r>
           </w:p>
         </w:tc>
@@ -2805,7 +2805,7 @@
                 <w:szCs w:val="24"/>
                 <w:lang w:val="en-US" w:eastAsia="ja-JP" w:bidi="ar-SA"/>
               </w:rPr>
-              <w:t>PHP</w:t>
+              <w:t>OOTB</w:t>
             </w:r>
           </w:p>
         </w:tc>
@@ -2842,7 +2842,165 @@
                 <w:szCs w:val="24"/>
                 <w:lang w:val="en-US" w:eastAsia="ja-JP" w:bidi="ar-SA"/>
               </w:rPr>
+              <w:t>Out of the box</w:t>
+            </w:r>
+          </w:p>
+        </w:tc>
+      </w:tr>
+      <w:tr>
+        <w:trPr>
+          <w:trHeight w:val="449" w:hRule="atLeast"/>
+        </w:trPr>
+        <w:tc>
+          <w:tcPr>
+            <w:tcW w:w="2514" w:type="dxa"/>
+            <w:tcBorders>
+              <w:top w:val="single" w:sz="4" w:space="0" w:color="808080"/>
+              <w:left w:val="single" w:sz="4" w:space="0" w:color="808080"/>
+              <w:bottom w:val="single" w:sz="4" w:space="0" w:color="808080"/>
+              <w:right w:val="single" w:sz="4" w:space="0" w:color="808080"/>
+            </w:tcBorders>
+            <w:vAlign w:val="center"/>
+          </w:tcPr>
+          <w:p>
+            <w:pPr>
+              <w:pStyle w:val="Normal"/>
+              <w:widowControl/>
+              <w:spacing w:lineRule="auto" w:line="240" w:before="60" w:after="0"/>
+              <w:jc w:val="left"/>
+              <w:rPr>
+                <w:rFonts w:ascii="Segoe UI" w:hAnsi="Segoe UI" w:eastAsia="Arial" w:cs="Segoe UI"/>
+                <w:color w:val="101820"/>
+                <w:sz w:val="16"/>
+                <w:szCs w:val="16"/>
+              </w:rPr>
+            </w:pPr>
+            <w:r>
+              <w:rPr>
+                <w:rFonts w:eastAsia="Segoe UI" w:cs="Segoe UI" w:ascii="Segoe UI" w:hAnsi="Segoe UI"/>
+                <w:color w:val="101820"/>
+                <w:kern w:val="0"/>
+                <w:sz w:val="16"/>
+                <w:szCs w:val="24"/>
+                <w:lang w:val="en-US" w:eastAsia="ja-JP" w:bidi="ar-SA"/>
+              </w:rPr>
+              <w:t>PHP</w:t>
+            </w:r>
+          </w:p>
+        </w:tc>
+        <w:tc>
+          <w:tcPr>
+            <w:tcW w:w="3712" w:type="dxa"/>
+            <w:tcBorders>
+              <w:top w:val="single" w:sz="4" w:space="0" w:color="808080"/>
+              <w:left w:val="single" w:sz="4" w:space="0" w:color="808080"/>
+              <w:bottom w:val="single" w:sz="4" w:space="0" w:color="808080"/>
+              <w:right w:val="single" w:sz="4" w:space="0" w:color="808080"/>
+            </w:tcBorders>
+            <w:vAlign w:val="center"/>
+          </w:tcPr>
+          <w:p>
+            <w:pPr>
+              <w:pStyle w:val="Normal"/>
+              <w:widowControl/>
+              <w:spacing w:lineRule="auto" w:line="240" w:before="60" w:after="0"/>
+              <w:jc w:val="left"/>
+              <w:rPr>
+                <w:rFonts w:ascii="Segoe UI" w:hAnsi="Segoe UI" w:eastAsia="Arial" w:cs="Segoe UI"/>
+                <w:color w:val="101820"/>
+                <w:sz w:val="16"/>
+                <w:szCs w:val="16"/>
+              </w:rPr>
+            </w:pPr>
+            <w:r>
+              <w:rPr>
+                <w:rFonts w:eastAsia="Segoe UI" w:cs="Segoe UI" w:ascii="Segoe UI" w:hAnsi="Segoe UI"/>
+                <w:color w:val="101820"/>
+                <w:kern w:val="0"/>
+                <w:sz w:val="16"/>
+                <w:szCs w:val="24"/>
+                <w:lang w:val="en-US" w:eastAsia="ja-JP" w:bidi="ar-SA"/>
+              </w:rPr>
               <w:t>Philippine peso</w:t>
+            </w:r>
+          </w:p>
+        </w:tc>
+      </w:tr>
+      <w:tr>
+        <w:trPr>
+          <w:trHeight w:val="449" w:hRule="atLeast"/>
+        </w:trPr>
+        <w:tc>
+          <w:tcPr>
+            <w:tcW w:w="2514" w:type="dxa"/>
+            <w:tcBorders>
+              <w:top w:val="single" w:sz="4" w:space="0" w:color="808080"/>
+              <w:left w:val="single" w:sz="4" w:space="0" w:color="808080"/>
+              <w:bottom w:val="single" w:sz="4" w:space="0" w:color="808080"/>
+              <w:right w:val="single" w:sz="4" w:space="0" w:color="808080"/>
+            </w:tcBorders>
+            <w:vAlign w:val="center"/>
+          </w:tcPr>
+          <w:p>
+            <w:pPr>
+              <w:pStyle w:val="Normal"/>
+              <w:widowControl/>
+              <w:spacing w:lineRule="auto" w:line="240" w:before="60" w:after="0"/>
+              <w:jc w:val="left"/>
+              <w:rPr>
+                <w:rFonts w:ascii="Segoe UI" w:hAnsi="Segoe UI" w:eastAsia="Arial" w:cs="Segoe UI"/>
+                <w:color w:val="101820"/>
+                <w:sz w:val="16"/>
+                <w:szCs w:val="16"/>
+              </w:rPr>
+            </w:pPr>
+            <w:r>
+              <w:rPr>
+                <w:rFonts w:eastAsia="Segoe UI" w:cs="Segoe UI" w:ascii="Segoe UI" w:hAnsi="Segoe UI"/>
+                <w:color w:val="101820"/>
+                <w:kern w:val="0"/>
+                <w:sz w:val="16"/>
+                <w:szCs w:val="24"/>
+                <w:lang w:val="en-US" w:eastAsia="ja-JP" w:bidi="ar-SA"/>
+              </w:rPr>
+              <w:t>Pre-Prod</w:t>
+            </w:r>
+          </w:p>
+        </w:tc>
+        <w:tc>
+          <w:tcPr>
+            <w:tcW w:w="3712" w:type="dxa"/>
+            <w:tcBorders>
+              <w:top w:val="single" w:sz="4" w:space="0" w:color="808080"/>
+              <w:left w:val="single" w:sz="4" w:space="0" w:color="808080"/>
+              <w:bottom w:val="single" w:sz="4" w:space="0" w:color="808080"/>
+              <w:right w:val="single" w:sz="4" w:space="0" w:color="808080"/>
+            </w:tcBorders>
+            <w:vAlign w:val="center"/>
+          </w:tcPr>
+          <w:p>
+            <w:pPr>
+              <w:pStyle w:val="Normal"/>
+              <w:widowControl/>
+              <w:spacing w:lineRule="auto" w:line="240" w:before="60" w:after="0"/>
+              <w:jc w:val="left"/>
+              <w:rPr>
+                <w:rFonts w:ascii="Segoe UI" w:hAnsi="Segoe UI" w:eastAsia="Arial" w:cs="Segoe UI"/>
+                <w:color w:val="101820"/>
+                <w:sz w:val="16"/>
+                <w:szCs w:val="16"/>
+              </w:rPr>
+            </w:pPr>
+            <w:r>
+              <w:rPr>
+                <w:rFonts w:eastAsia="Segoe UI" w:cs="Segoe UI" w:ascii="Segoe UI" w:hAnsi="Segoe UI"/>
+                <w:color w:val="101820"/>
+                <w:kern w:val="0"/>
+                <w:sz w:val="16"/>
+                <w:szCs w:val="24"/>
+                <w:lang w:val="en-US" w:eastAsia="ja-JP" w:bidi="ar-SA"/>
+              </w:rPr>
+              <w:t>Pre-production environment</w:t>
             </w:r>
           </w:p>
         </w:tc>
@@ -3458,7 +3616,7 @@
         <w:pageBreakBefore w:val="false"/>
         <w:rPr/>
       </w:pPr>
-      <w:bookmarkStart w:id="6" w:name="__RefHeading___Toc39797_3199679052"/>
+      <w:bookmarkStart w:id="6" w:name="__RefHeading___Toc19611_3066934455"/>
       <w:bookmarkEnd w:id="6"/>
       <w:r>
         <w:rPr>
@@ -3578,7 +3736,7 @@
         <w:pStyle w:val="Heading1"/>
         <w:rPr/>
       </w:pPr>
-      <w:bookmarkStart w:id="7" w:name="__RefHeading___Toc39799_3199679052"/>
+      <w:bookmarkStart w:id="7" w:name="__RefHeading___Toc19613_3066934455"/>
       <w:bookmarkEnd w:id="7"/>
       <w:r>
         <w:rPr>
@@ -3595,7 +3753,7 @@
         <w:pStyle w:val="Heading2"/>
         <w:rPr/>
       </w:pPr>
-      <w:bookmarkStart w:id="8" w:name="__RefHeading___Toc39801_3199679052"/>
+      <w:bookmarkStart w:id="8" w:name="__RefHeading___Toc19615_3066934455"/>
       <w:bookmarkEnd w:id="8"/>
       <w:r>
         <w:rPr>
@@ -3627,7 +3785,7 @@
         <w:pStyle w:val="Heading2"/>
         <w:rPr/>
       </w:pPr>
-      <w:bookmarkStart w:id="9" w:name="__RefHeading___Toc39803_3199679052"/>
+      <w:bookmarkStart w:id="9" w:name="__RefHeading___Toc19617_3066934455"/>
       <w:bookmarkEnd w:id="9"/>
       <w:r>
         <w:rPr>
@@ -3731,7 +3889,7 @@
           <w:color w:val="101820"/>
           <w:sz w:val="21"/>
         </w:rPr>
-        <w:t>Environments: a test (UAT) and a production environment, hosted as stated in the Order Form.</w:t>
+        <w:t>Environments: the environment set of the broker size stated in the Order Form (Dev, UAT and Production for a small or medium broker; Dev, SIT, UAT and Production for a large broker) and a temporary Pre-Prod created from a production backup for the cutover rehearsal and removed after hypercare, hosted as stated in the Order Form.</w:t>
       </w:r>
     </w:p>
     <w:p>
@@ -3777,7 +3935,7 @@
         <w:pStyle w:val="Heading2"/>
         <w:rPr/>
       </w:pPr>
-      <w:bookmarkStart w:id="10" w:name="__RefHeading___Toc39805_3199679052"/>
+      <w:bookmarkStart w:id="10" w:name="__RefHeading___Toc19619_3066934455"/>
       <w:bookmarkEnd w:id="10"/>
       <w:r>
         <w:rPr>
@@ -4464,7 +4622,7 @@
         <w:pStyle w:val="Heading1"/>
         <w:rPr/>
       </w:pPr>
-      <w:bookmarkStart w:id="11" w:name="__RefHeading___Toc39807_3199679052"/>
+      <w:bookmarkStart w:id="11" w:name="__RefHeading___Toc19621_3066934455"/>
       <w:bookmarkEnd w:id="11"/>
       <w:r>
         <w:rPr>
@@ -4970,7 +5128,7 @@
                 <w:szCs w:val="24"/>
                 <w:lang w:val="en-US" w:eastAsia="ja-JP" w:bidi="ar-SA"/>
               </w:rPr>
-              <w:t>Test (UAT) and production environments, e-mail account, backups, monitoring</w:t>
+              <w:t>Environment set of the broker size (Dev, UAT and Production; SIT as well for a large broker), e-mail account, backups, monitoring</w:t>
             </w:r>
           </w:p>
         </w:tc>
@@ -6010,7 +6168,7 @@
       <w:r>
         <w:br w:type="page"/>
       </w:r>
-      <w:bookmarkStart w:id="12" w:name="__RefHeading___Toc39809_3199679052"/>
+      <w:bookmarkStart w:id="12" w:name="__RefHeading___Toc19623_3066934455"/>
       <w:bookmarkEnd w:id="12"/>
       <w:r>
         <w:rPr>
@@ -6027,7 +6185,7 @@
         <w:pStyle w:val="Heading2"/>
         <w:rPr/>
       </w:pPr>
-      <w:bookmarkStart w:id="13" w:name="__RefHeading___Toc39811_3199679052"/>
+      <w:bookmarkStart w:id="13" w:name="__RefHeading___Toc19625_3066934455"/>
       <w:bookmarkEnd w:id="13"/>
       <w:r>
         <w:rPr>
@@ -6481,7 +6639,7 @@
                 <w:szCs w:val="24"/>
                 <w:lang w:val="en-US" w:eastAsia="ja-JP" w:bidi="ar-SA"/>
               </w:rPr>
-              <w:t>Test and production environments, environment sheet</w:t>
+              <w:t>Environment set of the broker size (Dev, UAT, Production; SIT for a large broker), environment sheet</w:t>
             </w:r>
           </w:p>
         </w:tc>
@@ -6595,7 +6753,7 @@
                 <w:szCs w:val="24"/>
                 <w:lang w:val="en-US" w:eastAsia="ja-JP" w:bidi="ar-SA"/>
               </w:rPr>
-              <w:t>Configured test environment; configuration workbook updated</w:t>
+              <w:t>Configured Dev (small, medium) or SIT (large) environment, promoted to UAT; configuration workbook updated</w:t>
             </w:r>
           </w:p>
         </w:tc>
@@ -7565,7 +7723,7 @@
         <w:pStyle w:val="Heading2"/>
         <w:rPr/>
       </w:pPr>
-      <w:bookmarkStart w:id="14" w:name="__RefHeading___Toc39813_3199679052"/>
+      <w:bookmarkStart w:id="14" w:name="__RefHeading___Toc19627_3066934455"/>
       <w:bookmarkEnd w:id="14"/>
       <w:r>
         <w:rPr>
@@ -7696,7 +7854,7 @@
         <w:pStyle w:val="Heading2"/>
         <w:rPr/>
       </w:pPr>
-      <w:bookmarkStart w:id="15" w:name="__RefHeading___Toc39815_3199679052"/>
+      <w:bookmarkStart w:id="15" w:name="__RefHeading___Toc19629_3066934455"/>
       <w:bookmarkEnd w:id="15"/>
       <w:r>
         <w:rPr>
@@ -8127,7 +8285,7 @@
       <w:r>
         <w:br w:type="page"/>
       </w:r>
-      <w:bookmarkStart w:id="16" w:name="__RefHeading___Toc39817_3199679052"/>
+      <w:bookmarkStart w:id="16" w:name="__RefHeading___Toc19631_3066934455"/>
       <w:bookmarkEnd w:id="16"/>
       <w:r>
         <w:rPr>
@@ -9343,7 +9501,7 @@
       <w:r>
         <w:br w:type="page"/>
       </w:r>
-      <w:bookmarkStart w:id="17" w:name="__RefHeading___Toc39819_3199679052"/>
+      <w:bookmarkStart w:id="17" w:name="__RefHeading___Toc19633_3066934455"/>
       <w:bookmarkEnd w:id="17"/>
       <w:r>
         <w:rPr>
@@ -9485,7 +9643,7 @@
           <w:color w:val="101820"/>
           <w:sz w:val="21"/>
         </w:rPr>
-        <w:t>Testing uses the test environment; production is used only after the go decision.</w:t>
+        <w:t>Testing uses Dev, SIT (large broker), UAT and the temporary Pre-Prod; production receives the release and the frozen configuration before the cutover rehearsal and is used for business only after the go decision.</w:t>
       </w:r>
     </w:p>
     <w:p>
@@ -9534,7 +9692,7 @@
         <w:pStyle w:val="Heading1"/>
         <w:rPr/>
       </w:pPr>
-      <w:bookmarkStart w:id="18" w:name="__RefHeading___Toc39821_3199679052"/>
+      <w:bookmarkStart w:id="18" w:name="__RefHeading___Toc19635_3066934455"/>
       <w:bookmarkEnd w:id="18"/>
       <w:r>
         <w:rPr>
@@ -9778,7 +9936,7 @@
         <w:pStyle w:val="Heading1"/>
         <w:rPr/>
       </w:pPr>
-      <w:bookmarkStart w:id="19" w:name="__RefHeading___Toc39823_3199679052"/>
+      <w:bookmarkStart w:id="19" w:name="__RefHeading___Toc19637_3066934455"/>
       <w:bookmarkEnd w:id="19"/>
       <w:r>
         <w:rPr>
@@ -9795,7 +9953,7 @@
         <w:pStyle w:val="Heading2"/>
         <w:rPr/>
       </w:pPr>
-      <w:bookmarkStart w:id="20" w:name="__RefHeading___Toc39825_3199679052"/>
+      <w:bookmarkStart w:id="20" w:name="__RefHeading___Toc19639_3066934455"/>
       <w:bookmarkEnd w:id="20"/>
       <w:r>
         <w:rPr>
@@ -10624,7 +10782,7 @@
         <w:pStyle w:val="Heading2"/>
         <w:rPr/>
       </w:pPr>
-      <w:bookmarkStart w:id="21" w:name="__RefHeading___Toc39827_3199679052"/>
+      <w:bookmarkStart w:id="21" w:name="__RefHeading___Toc19641_3066934455"/>
       <w:bookmarkEnd w:id="21"/>
       <w:r>
         <w:rPr>
@@ -11909,7 +12067,7 @@
         <w:pStyle w:val="Heading1"/>
         <w:rPr/>
       </w:pPr>
-      <w:bookmarkStart w:id="22" w:name="__RefHeading___Toc39829_3199679052"/>
+      <w:bookmarkStart w:id="22" w:name="__RefHeading___Toc19643_3066934455"/>
       <w:bookmarkEnd w:id="22"/>
       <w:r>
         <w:rPr>
@@ -12041,7 +12199,7 @@
         <w:pStyle w:val="Heading1"/>
         <w:rPr/>
       </w:pPr>
-      <w:bookmarkStart w:id="23" w:name="__RefHeading___Toc39831_3199679052"/>
+      <w:bookmarkStart w:id="23" w:name="__RefHeading___Toc19645_3066934455"/>
       <w:bookmarkEnd w:id="23"/>
       <w:r>
         <w:rPr>
@@ -12058,7 +12216,7 @@
         <w:pStyle w:val="Heading2"/>
         <w:rPr/>
       </w:pPr>
-      <w:bookmarkStart w:id="24" w:name="__RefHeading___Toc39833_3199679052"/>
+      <w:bookmarkStart w:id="24" w:name="__RefHeading___Toc19647_3066934455"/>
       <w:bookmarkEnd w:id="24"/>
       <w:r>
         <w:rPr>
@@ -12742,7 +12900,7 @@
         <w:pStyle w:val="Heading2"/>
         <w:rPr/>
       </w:pPr>
-      <w:bookmarkStart w:id="25" w:name="__RefHeading___Toc39835_3199679052"/>
+      <w:bookmarkStart w:id="25" w:name="__RefHeading___Toc19649_3066934455"/>
       <w:bookmarkEnd w:id="25"/>
       <w:r>
         <w:rPr>
@@ -13333,7 +13491,7 @@
         <w:pStyle w:val="Heading1"/>
         <w:rPr/>
       </w:pPr>
-      <w:bookmarkStart w:id="26" w:name="__RefHeading___Toc39837_3199679052"/>
+      <w:bookmarkStart w:id="26" w:name="__RefHeading___Toc19651_3066934455"/>
       <w:bookmarkEnd w:id="26"/>
       <w:r>
         <w:rPr>
@@ -13429,7 +13587,7 @@
         <w:pStyle w:val="Heading1"/>
         <w:rPr/>
       </w:pPr>
-      <w:bookmarkStart w:id="27" w:name="__RefHeading___Toc39839_3199679052"/>
+      <w:bookmarkStart w:id="27" w:name="__RefHeading___Toc19653_3066934455"/>
       <w:bookmarkEnd w:id="27"/>
       <w:r>
         <w:rPr>
@@ -13860,7 +14018,7 @@
       <w:r>
         <w:br w:type="page"/>
       </w:r>
-      <w:bookmarkStart w:id="28" w:name="__RefHeading___Toc39841_3199679052"/>
+      <w:bookmarkStart w:id="28" w:name="__RefHeading___Toc19655_3066934455"/>
       <w:bookmarkEnd w:id="28"/>
       <w:r>
         <w:rPr>
@@ -14753,7 +14911,7 @@
       <w:r>
         <w:br w:type="page"/>
       </w:r>
-      <w:bookmarkStart w:id="29" w:name="__RefHeading___Toc39843_3199679052"/>
+      <w:bookmarkStart w:id="29" w:name="__RefHeading___Toc19657_3066934455"/>
       <w:bookmarkEnd w:id="29"/>
       <w:r>
         <w:rPr>
@@ -15574,7 +15732,7 @@
       <w:r>
         <w:br w:type="page"/>
       </w:r>
-      <w:bookmarkStart w:id="30" w:name="__RefHeading___Toc39845_3199679052"/>
+      <w:bookmarkStart w:id="30" w:name="__RefHeading___Toc19659_3066934455"/>
       <w:bookmarkStart w:id="31" w:name="_Toc233203395"/>
       <w:bookmarkEnd w:id="30"/>
       <w:r>

--- a/docs/package/03_Contracts/iNXT_BrokerVerse_Implementation_Statement_of_Work.docx
+++ b/docs/package/03_Contracts/iNXT_BrokerVerse_Implementation_Statement_of_Work.docx
@@ -10,7 +10,7 @@
       <w:r>
         <w:rPr/>
         <w:drawing>
-          <wp:anchor behindDoc="1" distT="0" distB="0" distL="0" distR="0" simplePos="0" locked="0" layoutInCell="0" allowOverlap="1" relativeHeight="27">
+          <wp:anchor behindDoc="1" distT="0" distB="0" distL="0" distR="0" simplePos="0" locked="0" layoutInCell="0" allowOverlap="1" relativeHeight="28">
             <wp:simplePos x="0" y="0"/>
             <wp:positionH relativeFrom="margin">
               <wp:posOffset>-914400</wp:posOffset>
@@ -55,7 +55,7 @@
           </wp:anchor>
         </w:drawing>
         <w:drawing>
-          <wp:anchor behindDoc="1" distT="0" distB="0" distL="0" distR="0" simplePos="0" locked="0" layoutInCell="0" allowOverlap="1" relativeHeight="38">
+          <wp:anchor behindDoc="1" distT="0" distB="0" distL="0" distR="0" simplePos="0" locked="0" layoutInCell="0" allowOverlap="1" relativeHeight="39">
             <wp:simplePos x="0" y="0"/>
             <wp:positionH relativeFrom="margin">
               <wp:align>center</wp:align>
@@ -111,7 +111,7 @@
         <mc:AlternateContent>
           <mc:Choice Requires="wps">
             <w:drawing>
-              <wp:anchor behindDoc="0" distT="45720" distB="45720" distL="114300" distR="114300" simplePos="0" locked="0" layoutInCell="0" allowOverlap="1" relativeHeight="28" wp14:anchorId="3D43415C">
+              <wp:anchor behindDoc="0" distT="45720" distB="45720" distL="114300" distR="114300" simplePos="0" locked="0" layoutInCell="0" allowOverlap="1" relativeHeight="29" wp14:anchorId="3D43415C">
                 <wp:simplePos x="0" y="0"/>
                 <wp:positionH relativeFrom="page">
                   <wp:posOffset>194310</wp:posOffset>
@@ -226,7 +226,7 @@
         <mc:AlternateContent>
           <mc:Choice Requires="wps">
             <w:drawing>
-              <wp:anchor behindDoc="0" distT="45720" distB="45720" distL="113030" distR="114935" simplePos="0" locked="0" layoutInCell="0" allowOverlap="1" relativeHeight="30" wp14:anchorId="58C23128">
+              <wp:anchor behindDoc="0" distT="45720" distB="45720" distL="113030" distR="114935" simplePos="0" locked="0" layoutInCell="0" allowOverlap="1" relativeHeight="31" wp14:anchorId="58C23128">
                 <wp:simplePos x="0" y="0"/>
                 <wp:positionH relativeFrom="page">
                   <wp:posOffset>3094990</wp:posOffset>
@@ -341,7 +341,7 @@
         <mc:AlternateContent>
           <mc:Choice Requires="wps">
             <w:drawing>
-              <wp:anchor behindDoc="0" distT="45720" distB="45720" distL="114300" distR="113665" simplePos="0" locked="0" layoutInCell="0" allowOverlap="1" relativeHeight="32" wp14:anchorId="1BF25123">
+              <wp:anchor behindDoc="0" distT="45720" distB="45720" distL="114300" distR="113665" simplePos="0" locked="0" layoutInCell="0" allowOverlap="1" relativeHeight="33" wp14:anchorId="1BF25123">
                 <wp:simplePos x="0" y="0"/>
                 <wp:positionH relativeFrom="page">
                   <wp:posOffset>4992370</wp:posOffset>
@@ -456,7 +456,7 @@
         <mc:AlternateContent>
           <mc:Choice Requires="wps">
             <w:drawing>
-              <wp:anchor behindDoc="0" distT="45720" distB="46355" distL="114300" distR="114300" simplePos="0" locked="0" layoutInCell="0" allowOverlap="1" relativeHeight="34" wp14:anchorId="01DE2BF4">
+              <wp:anchor behindDoc="0" distT="45720" distB="46355" distL="114300" distR="114300" simplePos="0" locked="0" layoutInCell="0" allowOverlap="1" relativeHeight="35" wp14:anchorId="01DE2BF4">
                 <wp:simplePos x="0" y="0"/>
                 <wp:positionH relativeFrom="margin">
                   <wp:align>center</wp:align>
@@ -601,7 +601,7 @@
         <mc:AlternateContent>
           <mc:Choice Requires="wps">
             <w:drawing>
-              <wp:anchor behindDoc="0" distT="45720" distB="50800" distL="114300" distR="114300" simplePos="0" locked="0" layoutInCell="0" allowOverlap="1" relativeHeight="36" wp14:anchorId="204C02CC">
+              <wp:anchor behindDoc="0" distT="45720" distB="50800" distL="114300" distR="114300" simplePos="0" locked="0" layoutInCell="0" allowOverlap="1" relativeHeight="37" wp14:anchorId="204C02CC">
                 <wp:simplePos x="0" y="0"/>
                 <wp:positionH relativeFrom="margin">
                   <wp:align>center</wp:align>
@@ -789,7 +789,7 @@
             </w:rPr>
             <w:fldChar w:fldCharType="separate"/>
           </w:r>
-          <w:hyperlink w:anchor="__RefHeading___Toc27398_3133665205">
+          <w:hyperlink w:anchor="__RefHeading___Toc10312_1732366693">
             <w:r>
               <w:rPr>
                 <w:webHidden/>
@@ -824,7 +824,7 @@
             </w:tabs>
             <w:rPr/>
           </w:pPr>
-          <w:hyperlink w:anchor="__RefHeading___Toc27400_3133665205">
+          <w:hyperlink w:anchor="__RefHeading___Toc10314_1732366693">
             <w:r>
               <w:rPr>
                 <w:webHidden/>
@@ -853,7 +853,7 @@
             </w:tabs>
             <w:rPr/>
           </w:pPr>
-          <w:hyperlink w:anchor="__RefHeading___Toc27402_3133665205">
+          <w:hyperlink w:anchor="__RefHeading___Toc10316_1732366693">
             <w:r>
               <w:rPr>
                 <w:webHidden/>
@@ -875,7 +875,7 @@
             </w:tabs>
             <w:rPr/>
           </w:pPr>
-          <w:hyperlink w:anchor="__RefHeading___Toc27404_3133665205">
+          <w:hyperlink w:anchor="__RefHeading___Toc10318_1732366693">
             <w:r>
               <w:rPr>
                 <w:webHidden/>
@@ -897,7 +897,7 @@
             </w:tabs>
             <w:rPr/>
           </w:pPr>
-          <w:hyperlink w:anchor="__RefHeading___Toc27406_3133665205">
+          <w:hyperlink w:anchor="__RefHeading___Toc10320_1732366693">
             <w:r>
               <w:rPr>
                 <w:webHidden/>
@@ -919,7 +919,7 @@
             </w:tabs>
             <w:rPr/>
           </w:pPr>
-          <w:hyperlink w:anchor="__RefHeading___Toc27408_3133665205">
+          <w:hyperlink w:anchor="__RefHeading___Toc10322_1732366693">
             <w:r>
               <w:rPr>
                 <w:webHidden/>
@@ -941,7 +941,7 @@
             </w:tabs>
             <w:rPr/>
           </w:pPr>
-          <w:hyperlink w:anchor="__RefHeading___Toc27410_3133665205">
+          <w:hyperlink w:anchor="__RefHeading___Toc10324_1732366693">
             <w:r>
               <w:rPr>
                 <w:webHidden/>
@@ -963,7 +963,7 @@
             </w:tabs>
             <w:rPr/>
           </w:pPr>
-          <w:hyperlink w:anchor="__RefHeading___Toc27412_3133665205">
+          <w:hyperlink w:anchor="__RefHeading___Toc10326_1732366693">
             <w:r>
               <w:rPr>
                 <w:webHidden/>
@@ -985,7 +985,7 @@
             </w:tabs>
             <w:rPr/>
           </w:pPr>
-          <w:hyperlink w:anchor="__RefHeading___Toc27414_3133665205">
+          <w:hyperlink w:anchor="__RefHeading___Toc10328_1732366693">
             <w:r>
               <w:rPr>
                 <w:webHidden/>
@@ -1007,7 +1007,7 @@
             </w:tabs>
             <w:rPr/>
           </w:pPr>
-          <w:hyperlink w:anchor="__RefHeading___Toc27416_3133665205">
+          <w:hyperlink w:anchor="__RefHeading___Toc10330_1732366693">
             <w:r>
               <w:rPr>
                 <w:webHidden/>
@@ -1029,7 +1029,7 @@
             </w:tabs>
             <w:rPr/>
           </w:pPr>
-          <w:hyperlink w:anchor="__RefHeading___Toc27418_3133665205">
+          <w:hyperlink w:anchor="__RefHeading___Toc10332_1732366693">
             <w:r>
               <w:rPr>
                 <w:webHidden/>
@@ -1051,7 +1051,7 @@
             </w:tabs>
             <w:rPr/>
           </w:pPr>
-          <w:hyperlink w:anchor="__RefHeading___Toc27420_3133665205">
+          <w:hyperlink w:anchor="__RefHeading___Toc10334_1732366693">
             <w:r>
               <w:rPr>
                 <w:webHidden/>
@@ -1073,7 +1073,7 @@
             </w:tabs>
             <w:rPr/>
           </w:pPr>
-          <w:hyperlink w:anchor="__RefHeading___Toc27422_3133665205">
+          <w:hyperlink w:anchor="__RefHeading___Toc10336_1732366693">
             <w:r>
               <w:rPr>
                 <w:webHidden/>
@@ -1095,7 +1095,7 @@
             </w:tabs>
             <w:rPr/>
           </w:pPr>
-          <w:hyperlink w:anchor="__RefHeading___Toc27424_3133665205">
+          <w:hyperlink w:anchor="__RefHeading___Toc10338_1732366693">
             <w:r>
               <w:rPr>
                 <w:webHidden/>
@@ -1117,7 +1117,7 @@
             </w:tabs>
             <w:rPr/>
           </w:pPr>
-          <w:hyperlink w:anchor="__RefHeading___Toc27426_3133665205">
+          <w:hyperlink w:anchor="__RefHeading___Toc10340_1732366693">
             <w:r>
               <w:rPr>
                 <w:webHidden/>
@@ -1139,7 +1139,7 @@
             </w:tabs>
             <w:rPr/>
           </w:pPr>
-          <w:hyperlink w:anchor="__RefHeading___Toc27428_3133665205">
+          <w:hyperlink w:anchor="__RefHeading___Toc10342_1732366693">
             <w:r>
               <w:rPr>
                 <w:webHidden/>
@@ -1161,7 +1161,7 @@
             </w:tabs>
             <w:rPr/>
           </w:pPr>
-          <w:hyperlink w:anchor="__RefHeading___Toc27430_3133665205">
+          <w:hyperlink w:anchor="__RefHeading___Toc10344_1732366693">
             <w:r>
               <w:rPr>
                 <w:webHidden/>
@@ -1183,7 +1183,7 @@
             </w:tabs>
             <w:rPr/>
           </w:pPr>
-          <w:hyperlink w:anchor="__RefHeading___Toc27432_3133665205">
+          <w:hyperlink w:anchor="__RefHeading___Toc10346_1732366693">
             <w:r>
               <w:rPr>
                 <w:webHidden/>
@@ -1205,7 +1205,7 @@
             </w:tabs>
             <w:rPr/>
           </w:pPr>
-          <w:hyperlink w:anchor="__RefHeading___Toc27434_3133665205">
+          <w:hyperlink w:anchor="__RefHeading___Toc10348_1732366693">
             <w:r>
               <w:rPr>
                 <w:webHidden/>
@@ -1227,7 +1227,7 @@
             </w:tabs>
             <w:rPr/>
           </w:pPr>
-          <w:hyperlink w:anchor="__RefHeading___Toc27436_3133665205">
+          <w:hyperlink w:anchor="__RefHeading___Toc10350_1732366693">
             <w:r>
               <w:rPr>
                 <w:webHidden/>
@@ -1249,7 +1249,7 @@
             </w:tabs>
             <w:rPr/>
           </w:pPr>
-          <w:hyperlink w:anchor="__RefHeading___Toc27438_3133665205">
+          <w:hyperlink w:anchor="__RefHeading___Toc10352_1732366693">
             <w:r>
               <w:rPr>
                 <w:webHidden/>
@@ -1271,7 +1271,7 @@
             </w:tabs>
             <w:rPr/>
           </w:pPr>
-          <w:hyperlink w:anchor="__RefHeading___Toc27440_3133665205">
+          <w:hyperlink w:anchor="__RefHeading___Toc10354_1732366693">
             <w:r>
               <w:rPr>
                 <w:webHidden/>
@@ -1293,7 +1293,7 @@
             </w:tabs>
             <w:rPr/>
           </w:pPr>
-          <w:hyperlink w:anchor="__RefHeading___Toc27442_3133665205">
+          <w:hyperlink w:anchor="__RefHeading___Toc10356_1732366693">
             <w:r>
               <w:rPr>
                 <w:webHidden/>
@@ -1315,7 +1315,7 @@
             </w:tabs>
             <w:rPr/>
           </w:pPr>
-          <w:hyperlink w:anchor="__RefHeading___Toc27444_3133665205">
+          <w:hyperlink w:anchor="__RefHeading___Toc10358_1732366693">
             <w:r>
               <w:rPr>
                 <w:webHidden/>
@@ -1323,7 +1323,7 @@
               </w:rPr>
               <w:t>13. Change control</w:t>
               <w:tab/>
-              <w:t>18</w:t>
+              <w:t>19</w:t>
             </w:r>
           </w:hyperlink>
         </w:p>
@@ -1337,7 +1337,7 @@
             </w:tabs>
             <w:rPr/>
           </w:pPr>
-          <w:hyperlink w:anchor="__RefHeading___Toc27446_3133665205">
+          <w:hyperlink w:anchor="__RefHeading___Toc10360_1732366693">
             <w:r>
               <w:rPr>
                 <w:webHidden/>
@@ -1345,7 +1345,7 @@
               </w:rPr>
               <w:t>14. Special conditions</w:t>
               <w:tab/>
-              <w:t>19</w:t>
+              <w:t>20</w:t>
             </w:r>
           </w:hyperlink>
         </w:p>
@@ -1359,7 +1359,7 @@
             </w:tabs>
             <w:rPr/>
           </w:pPr>
-          <w:hyperlink w:anchor="__RefHeading___Toc27448_3133665205">
+          <w:hyperlink w:anchor="__RefHeading___Toc10362_1732366693">
             <w:r>
               <w:rPr>
                 <w:webHidden/>
@@ -1367,7 +1367,7 @@
               </w:rPr>
               <w:t>15. Signatures</w:t>
               <w:tab/>
-              <w:t>20</w:t>
+              <w:t>21</w:t>
             </w:r>
           </w:hyperlink>
         </w:p>
@@ -1381,7 +1381,7 @@
             </w:tabs>
             <w:rPr/>
           </w:pPr>
-          <w:hyperlink w:anchor="__RefHeading___Toc27450_3133665205">
+          <w:hyperlink w:anchor="__RefHeading___Toc10364_1732366693">
             <w:r>
               <w:rPr>
                 <w:webHidden/>
@@ -1389,7 +1389,7 @@
               </w:rPr>
               <w:t>16. Annex A: acceptance certificate</w:t>
               <w:tab/>
-              <w:t>21</w:t>
+              <w:t>22</w:t>
             </w:r>
           </w:hyperlink>
         </w:p>
@@ -1403,7 +1403,7 @@
             </w:tabs>
             <w:rPr/>
           </w:pPr>
-          <w:hyperlink w:anchor="__RefHeading___Toc27452_3133665205">
+          <w:hyperlink w:anchor="__RefHeading___Toc10366_1732366693">
             <w:r>
               <w:rPr>
                 <w:webHidden/>
@@ -1411,7 +1411,7 @@
               </w:rPr>
               <w:t>17. Annex B: lines of business in scope</w:t>
               <w:tab/>
-              <w:t>22</w:t>
+              <w:t>23</w:t>
             </w:r>
           </w:hyperlink>
         </w:p>
@@ -1425,7 +1425,7 @@
             </w:tabs>
             <w:rPr/>
           </w:pPr>
-          <w:hyperlink w:anchor="__RefHeading___Toc27454_3133665205">
+          <w:hyperlink w:anchor="__RefHeading___Toc10368_1732366693">
             <w:r>
               <w:rPr>
                 <w:webHidden/>
@@ -1440,7 +1440,7 @@
                 <w:rStyle w:val="IndexLink"/>
               </w:rPr>
               <w:tab/>
-              <w:t>23</w:t>
+              <w:t>24</w:t>
             </w:r>
           </w:hyperlink>
           <w:r>
@@ -1473,7 +1473,7 @@
       <w:r>
         <w:br w:type="page"/>
       </w:r>
-      <w:bookmarkStart w:id="0" w:name="__RefHeading___Toc27398_3133665205"/>
+      <w:bookmarkStart w:id="0" w:name="__RefHeading___Toc10312_1732366693"/>
       <w:bookmarkStart w:id="1" w:name="_Toc48319687"/>
       <w:bookmarkStart w:id="2" w:name="_Toc11824118"/>
       <w:bookmarkEnd w:id="0"/>
@@ -1867,7 +1867,7 @@
                 <w:szCs w:val="24"/>
                 <w:lang w:val="en-US" w:eastAsia="ja-JP" w:bidi="ar-SA"/>
               </w:rPr>
-              <w:t>1.1</w:t>
+              <w:t>1.1.1</w:t>
             </w:r>
           </w:p>
         </w:tc>
@@ -2015,7 +2015,7 @@
                 <w:szCs w:val="24"/>
                 <w:lang w:val="en-US" w:eastAsia="ja-JP" w:bidi="ar-SA"/>
               </w:rPr>
-              <w:t>Scope, Deliverables, Client responsibilities and timeline aligned with the current product; template for discussion; subject to review by the parties' legal counsel</w:t>
+              <w:t>Optional modules and partner services of the Rate Annex named in the payments and exclusions; template for discussion; subject to review by the parties' legal counsel</w:t>
             </w:r>
           </w:p>
         </w:tc>
@@ -2118,7 +2118,7 @@
           <w:spacing w:val="0"/>
         </w:rPr>
       </w:pPr>
-      <w:bookmarkStart w:id="4" w:name="__RefHeading___Toc27400_3133665205"/>
+      <w:bookmarkStart w:id="4" w:name="__RefHeading___Toc10314_1732366693"/>
       <w:bookmarkStart w:id="5" w:name="_Toc233203388"/>
       <w:bookmarkEnd w:id="4"/>
       <w:r>
@@ -4292,7 +4292,7 @@
         <w:pageBreakBefore w:val="false"/>
         <w:rPr/>
       </w:pPr>
-      <w:bookmarkStart w:id="6" w:name="__RefHeading___Toc27402_3133665205"/>
+      <w:bookmarkStart w:id="6" w:name="__RefHeading___Toc10316_1732366693"/>
       <w:bookmarkEnd w:id="6"/>
       <w:r>
         <w:rPr>
@@ -4409,7 +4409,7 @@
         <w:pStyle w:val="Heading2"/>
         <w:rPr/>
       </w:pPr>
-      <w:bookmarkStart w:id="7" w:name="__RefHeading___Toc27404_3133665205"/>
+      <w:bookmarkStart w:id="7" w:name="__RefHeading___Toc10318_1732366693"/>
       <w:bookmarkEnd w:id="7"/>
       <w:r>
         <w:rPr>
@@ -4791,6 +4791,120 @@
           </w:p>
         </w:tc>
       </w:tr>
+      <w:tr>
+        <w:trPr/>
+        <w:tc>
+          <w:tcPr>
+            <w:tcW w:w="1003" w:type="dxa"/>
+            <w:tcBorders>
+              <w:top w:val="single" w:sz="4" w:space="0" w:color="BFC7D1"/>
+              <w:left w:val="single" w:sz="4" w:space="0" w:color="BFC7D1"/>
+              <w:bottom w:val="single" w:sz="4" w:space="0" w:color="BFC7D1"/>
+              <w:right w:val="single" w:sz="4" w:space="0" w:color="BFC7D1"/>
+            </w:tcBorders>
+          </w:tcPr>
+          <w:p>
+            <w:pPr>
+              <w:pStyle w:val="Normal"/>
+              <w:widowControl/>
+              <w:spacing w:lineRule="auto" w:line="240" w:before="0" w:after="20"/>
+              <w:jc w:val="left"/>
+              <w:rPr>
+                <w:rFonts w:ascii="Aptos" w:hAnsi="Aptos" w:eastAsia="ＭＳ 明朝" w:cs="Arial"/>
+                <w:kern w:val="0"/>
+                <w:sz w:val="24"/>
+                <w:szCs w:val="24"/>
+                <w:lang w:val="en-US" w:eastAsia="ja-JP" w:bidi="ar-SA"/>
+              </w:rPr>
+            </w:pPr>
+            <w:r>
+              <w:rPr>
+                <w:rFonts w:eastAsia="Segoe UI" w:cs="Segoe UI" w:ascii="Segoe UI" w:hAnsi="Segoe UI"/>
+                <w:color w:val="101820"/>
+                <w:kern w:val="0"/>
+                <w:sz w:val="18"/>
+                <w:szCs w:val="24"/>
+                <w:lang w:val="en-US" w:eastAsia="ja-JP" w:bidi="ar-SA"/>
+              </w:rPr>
+              <w:t>1.1.1</w:t>
+            </w:r>
+          </w:p>
+        </w:tc>
+        <w:tc>
+          <w:tcPr>
+            <w:tcW w:w="1913" w:type="dxa"/>
+            <w:tcBorders>
+              <w:top w:val="single" w:sz="4" w:space="0" w:color="BFC7D1"/>
+              <w:left w:val="single" w:sz="4" w:space="0" w:color="BFC7D1"/>
+              <w:bottom w:val="single" w:sz="4" w:space="0" w:color="BFC7D1"/>
+              <w:right w:val="single" w:sz="4" w:space="0" w:color="BFC7D1"/>
+            </w:tcBorders>
+          </w:tcPr>
+          <w:p>
+            <w:pPr>
+              <w:pStyle w:val="Normal"/>
+              <w:widowControl/>
+              <w:spacing w:lineRule="auto" w:line="240" w:before="0" w:after="20"/>
+              <w:jc w:val="left"/>
+              <w:rPr>
+                <w:rFonts w:ascii="Aptos" w:hAnsi="Aptos" w:eastAsia="ＭＳ 明朝" w:cs="Arial"/>
+                <w:kern w:val="0"/>
+                <w:sz w:val="24"/>
+                <w:szCs w:val="24"/>
+                <w:lang w:val="en-US" w:eastAsia="ja-JP" w:bidi="ar-SA"/>
+              </w:rPr>
+            </w:pPr>
+            <w:r>
+              <w:rPr>
+                <w:rFonts w:eastAsia="Segoe UI" w:cs="Segoe UI" w:ascii="Segoe UI" w:hAnsi="Segoe UI"/>
+                <w:color w:val="101820"/>
+                <w:kern w:val="0"/>
+                <w:sz w:val="18"/>
+                <w:szCs w:val="24"/>
+                <w:lang w:val="en-US" w:eastAsia="ja-JP" w:bidi="ar-SA"/>
+              </w:rPr>
+              <w:t>04 October 2026</w:t>
+            </w:r>
+          </w:p>
+        </w:tc>
+        <w:tc>
+          <w:tcPr>
+            <w:tcW w:w="6098" w:type="dxa"/>
+            <w:tcBorders>
+              <w:top w:val="single" w:sz="4" w:space="0" w:color="BFC7D1"/>
+              <w:left w:val="single" w:sz="4" w:space="0" w:color="BFC7D1"/>
+              <w:bottom w:val="single" w:sz="4" w:space="0" w:color="BFC7D1"/>
+              <w:right w:val="single" w:sz="4" w:space="0" w:color="BFC7D1"/>
+            </w:tcBorders>
+          </w:tcPr>
+          <w:p>
+            <w:pPr>
+              <w:pStyle w:val="Normal"/>
+              <w:widowControl/>
+              <w:spacing w:lineRule="auto" w:line="240" w:before="0" w:after="20"/>
+              <w:jc w:val="left"/>
+              <w:rPr>
+                <w:rFonts w:ascii="Aptos" w:hAnsi="Aptos" w:eastAsia="ＭＳ 明朝" w:cs="Arial"/>
+                <w:kern w:val="0"/>
+                <w:sz w:val="24"/>
+                <w:szCs w:val="24"/>
+                <w:lang w:val="en-US" w:eastAsia="ja-JP" w:bidi="ar-SA"/>
+              </w:rPr>
+            </w:pPr>
+            <w:r>
+              <w:rPr>
+                <w:rFonts w:eastAsia="Segoe UI" w:cs="Segoe UI" w:ascii="Segoe UI" w:hAnsi="Segoe UI"/>
+                <w:color w:val="101820"/>
+                <w:kern w:val="0"/>
+                <w:sz w:val="18"/>
+                <w:szCs w:val="24"/>
+                <w:lang w:val="en-US" w:eastAsia="ja-JP" w:bidi="ar-SA"/>
+              </w:rPr>
+              <w:t>The sixteen optional modules and partner services of the Service Catalogue and Rate Annex (S08), confirmed by management on 04 October 2026, named in the milestone payments and the exclusions</w:t>
+            </w:r>
+          </w:p>
+        </w:tc>
+      </w:tr>
     </w:tbl>
     <w:p>
       <w:pPr>
@@ -4800,7 +4914,7 @@
       <w:r>
         <w:br w:type="page"/>
       </w:r>
-      <w:bookmarkStart w:id="8" w:name="__RefHeading___Toc27406_3133665205"/>
+      <w:bookmarkStart w:id="8" w:name="__RefHeading___Toc10320_1732366693"/>
       <w:bookmarkEnd w:id="8"/>
       <w:r>
         <w:rPr>
@@ -4817,7 +4931,7 @@
         <w:pStyle w:val="Heading2"/>
         <w:rPr/>
       </w:pPr>
-      <w:bookmarkStart w:id="9" w:name="__RefHeading___Toc27408_3133665205"/>
+      <w:bookmarkStart w:id="9" w:name="__RefHeading___Toc10322_1732366693"/>
       <w:bookmarkEnd w:id="9"/>
       <w:r>
         <w:rPr>
@@ -4849,7 +4963,7 @@
         <w:pStyle w:val="Heading2"/>
         <w:rPr/>
       </w:pPr>
-      <w:bookmarkStart w:id="10" w:name="__RefHeading___Toc27410_3133665205"/>
+      <w:bookmarkStart w:id="10" w:name="__RefHeading___Toc10324_1732366693"/>
       <w:bookmarkEnd w:id="10"/>
       <w:r>
         <w:rPr>
@@ -5134,7 +5248,7 @@
         <w:pStyle w:val="Heading2"/>
         <w:rPr/>
       </w:pPr>
-      <w:bookmarkStart w:id="11" w:name="__RefHeading___Toc27412_3133665205"/>
+      <w:bookmarkStart w:id="11" w:name="__RefHeading___Toc10326_1732366693"/>
       <w:bookmarkEnd w:id="11"/>
       <w:r>
         <w:rPr>
@@ -6052,7 +6166,7 @@
         <w:pStyle w:val="Heading1"/>
         <w:rPr/>
       </w:pPr>
-      <w:bookmarkStart w:id="12" w:name="__RefHeading___Toc27414_3133665205"/>
+      <w:bookmarkStart w:id="12" w:name="__RefHeading___Toc10328_1732366693"/>
       <w:bookmarkEnd w:id="12"/>
       <w:r>
         <w:rPr>
@@ -7826,7 +7940,7 @@
       <w:r>
         <w:br w:type="page"/>
       </w:r>
-      <w:bookmarkStart w:id="13" w:name="__RefHeading___Toc27416_3133665205"/>
+      <w:bookmarkStart w:id="13" w:name="__RefHeading___Toc10330_1732366693"/>
       <w:bookmarkEnd w:id="13"/>
       <w:r>
         <w:rPr>
@@ -7843,7 +7957,7 @@
         <w:pStyle w:val="Heading2"/>
         <w:rPr/>
       </w:pPr>
-      <w:bookmarkStart w:id="14" w:name="__RefHeading___Toc27418_3133665205"/>
+      <w:bookmarkStart w:id="14" w:name="__RefHeading___Toc10332_1732366693"/>
       <w:bookmarkEnd w:id="14"/>
       <w:r>
         <w:rPr>
@@ -9609,7 +9723,7 @@
         <w:pStyle w:val="Heading2"/>
         <w:rPr/>
       </w:pPr>
-      <w:bookmarkStart w:id="15" w:name="__RefHeading___Toc27420_3133665205"/>
+      <w:bookmarkStart w:id="15" w:name="__RefHeading___Toc10334_1732366693"/>
       <w:bookmarkEnd w:id="15"/>
       <w:r>
         <w:rPr>
@@ -9740,7 +9854,7 @@
         <w:pStyle w:val="Heading2"/>
         <w:rPr/>
       </w:pPr>
-      <w:bookmarkStart w:id="16" w:name="__RefHeading___Toc27422_3133665205"/>
+      <w:bookmarkStart w:id="16" w:name="__RefHeading___Toc10336_1732366693"/>
       <w:bookmarkEnd w:id="16"/>
       <w:r>
         <w:rPr>
@@ -10171,7 +10285,7 @@
       <w:r>
         <w:br w:type="page"/>
       </w:r>
-      <w:bookmarkStart w:id="17" w:name="__RefHeading___Toc27424_3133665205"/>
+      <w:bookmarkStart w:id="17" w:name="__RefHeading___Toc10338_1732366693"/>
       <w:bookmarkEnd w:id="17"/>
       <w:r>
         <w:rPr>
@@ -11951,7 +12065,7 @@
         <w:pStyle w:val="Heading1"/>
         <w:rPr/>
       </w:pPr>
-      <w:bookmarkStart w:id="18" w:name="__RefHeading___Toc27426_3133665205"/>
+      <w:bookmarkStart w:id="18" w:name="__RefHeading___Toc10340_1732366693"/>
       <w:bookmarkEnd w:id="18"/>
       <w:r>
         <w:rPr>
@@ -12180,7 +12294,7 @@
         <w:pStyle w:val="Heading1"/>
         <w:rPr/>
       </w:pPr>
-      <w:bookmarkStart w:id="19" w:name="__RefHeading___Toc27428_3133665205"/>
+      <w:bookmarkStart w:id="19" w:name="__RefHeading___Toc10342_1732366693"/>
       <w:bookmarkEnd w:id="19"/>
       <w:r>
         <w:rPr>
@@ -12242,7 +12356,7 @@
           <w:color w:val="101820"/>
           <w:sz w:val="21"/>
         </w:rPr>
-        <w:t>Integrations other than the delivered connectors, for example with core banking, accounting packages, BIR eFPS or eBIRForms, an IC system, or payment gateways other than PayMongo and Dragonpay; and the partners' own work, certification and fees.</w:t>
+        <w:t>Integrations other than the delivered connectors, for example with core banking, accounting packages, BIR eFPS or eBIRForms, an IC system, or payment gateways other than PayMongo and Dragonpay; and the partners' own work, certification and fees. The go-live of a delivered connector with its partner (SMS or Viber gateway, CTPL provider and LTO, an insurer's API, a bank's payment file, the BIR EIS, a screening list provider) is an optional module or partner service of the Rate Annex (S08) that the Client may order on the Order Form.</w:t>
       </w:r>
     </w:p>
     <w:p>
@@ -12337,7 +12451,7 @@
           <w:color w:val="101820"/>
           <w:sz w:val="21"/>
         </w:rPr>
-        <w:t>Regulatory filings and registrations: BIR returns, alphalists and data files, Computerized Accounting System registration, Authority to Print, EIS enrolment, IC reports and licences, NPC registration and breach notifications, AMLC registration and reports. The system prepares them; filing remains with the Client.</w:t>
+        <w:t>Regulatory filings and registrations: BIR returns, alphalists and data files, Computerized Accounting System registration, Authority to Print, EIS enrolment, IC reports and licences, NPC registration and breach notifications, AMLC registration and reports. The system prepares them; filing remains with the Client. Support for these steps (AMLC reporting file validation and portal test, IC annual statement form alignment, EOPT invoicing review with the Client's tax adviser, BIR CAS registration support, BIR EIS enrolment and certification, activation of the AML/CFT toolkit, the IC compliance registers and the BIR pack) is an optional module or partner service of the Rate Annex (S08) that the Client may order on the Order Form; the regulator's fees and the filing in the Client's name stay with the Client.</w:t>
       </w:r>
     </w:p>
     <w:p>
@@ -12443,7 +12557,7 @@
         <w:pStyle w:val="Heading1"/>
         <w:rPr/>
       </w:pPr>
-      <w:bookmarkStart w:id="20" w:name="__RefHeading___Toc27430_3133665205"/>
+      <w:bookmarkStart w:id="20" w:name="__RefHeading___Toc10344_1732366693"/>
       <w:bookmarkEnd w:id="20"/>
       <w:r>
         <w:rPr>
@@ -12460,7 +12574,7 @@
         <w:pStyle w:val="Heading2"/>
         <w:rPr/>
       </w:pPr>
-      <w:bookmarkStart w:id="21" w:name="__RefHeading___Toc27432_3133665205"/>
+      <w:bookmarkStart w:id="21" w:name="__RefHeading___Toc10346_1732366693"/>
       <w:bookmarkEnd w:id="21"/>
       <w:r>
         <w:rPr>
@@ -13289,7 +13403,7 @@
         <w:pStyle w:val="Heading2"/>
         <w:rPr/>
       </w:pPr>
-      <w:bookmarkStart w:id="22" w:name="__RefHeading___Toc27434_3133665205"/>
+      <w:bookmarkStart w:id="22" w:name="__RefHeading___Toc10348_1732366693"/>
       <w:bookmarkEnd w:id="22"/>
       <w:r>
         <w:rPr>
@@ -14873,7 +14987,7 @@
         <w:pStyle w:val="Heading1"/>
         <w:rPr/>
       </w:pPr>
-      <w:bookmarkStart w:id="23" w:name="__RefHeading___Toc27436_3133665205"/>
+      <w:bookmarkStart w:id="23" w:name="__RefHeading___Toc10350_1732366693"/>
       <w:bookmarkEnd w:id="23"/>
       <w:r>
         <w:rPr>
@@ -15005,7 +15119,7 @@
         <w:pStyle w:val="Heading1"/>
         <w:rPr/>
       </w:pPr>
-      <w:bookmarkStart w:id="24" w:name="__RefHeading___Toc27438_3133665205"/>
+      <w:bookmarkStart w:id="24" w:name="__RefHeading___Toc10352_1732366693"/>
       <w:bookmarkEnd w:id="24"/>
       <w:r>
         <w:rPr>
@@ -15022,7 +15136,7 @@
         <w:pStyle w:val="Heading2"/>
         <w:rPr/>
       </w:pPr>
-      <w:bookmarkStart w:id="25" w:name="__RefHeading___Toc27440_3133665205"/>
+      <w:bookmarkStart w:id="25" w:name="__RefHeading___Toc10354_1732366693"/>
       <w:bookmarkEnd w:id="25"/>
       <w:r>
         <w:rPr>
@@ -15706,7 +15820,7 @@
         <w:pStyle w:val="Heading2"/>
         <w:rPr/>
       </w:pPr>
-      <w:bookmarkStart w:id="26" w:name="__RefHeading___Toc27442_3133665205"/>
+      <w:bookmarkStart w:id="26" w:name="__RefHeading___Toc10356_1732366693"/>
       <w:bookmarkEnd w:id="26"/>
       <w:r>
         <w:rPr>
@@ -16267,7 +16381,7 @@
           <w:color w:val="101820"/>
           <w:sz w:val="21"/>
         </w:rPr>
-        <w:t>Optional services in the Order Form (extra training days, legacy data sources, integrations, environments, on-site days) are invoiced on delivery or as quoted.</w:t>
+        <w:t>Optional services in the Order Form (extra training days, legacy data sources, additional integrations, environment set-up, on-site days) are invoiced on delivery or as quoted.</w:t>
       </w:r>
     </w:p>
     <w:p>
@@ -16276,6 +16390,25 @@
         <w:numPr>
           <w:ilvl w:val="0"/>
           <w:numId w:val="47"/>
+        </w:numPr>
+        <w:spacing w:before="0" w:after="60"/>
+        <w:rPr/>
+      </w:pPr>
+      <w:r>
+        <w:rPr>
+          <w:rFonts w:eastAsia="Segoe UI" w:cs="Segoe UI" w:ascii="Segoe UI" w:hAnsi="Segoe UI"/>
+          <w:color w:val="101820"/>
+          <w:sz w:val="21"/>
+        </w:rPr>
+        <w:t>Optional modules and partner services in the Order Form are invoiced on delivery of each service at the rates of the Service Catalogue and Rate Annex (S08): connector go-live with a partner (PHP 80,000.00 per connector); activation of the AML/CFT toolkit (PHP 130,000.00); activation of the IC compliance registers (PHP 100,000.00); activation of the BIR pack (PHP 130,000.00); dealer programme set-up (PHP 50,000.00 per programme); Client brand pack (PHP 30,000.00 per pack); AMLC reporting file validation and portal test (PHP 50,000.00); IC annual statement form alignment (PHP 50,000.00); EOPT invoicing review with the Client's tax adviser (PHP 30,000.00); BIR CAS registration support (PHP 60,000.00); BIR EIS enrolment and certification (PHP 80,000.00); CTPL authentication and LTO interface certification (PHP 60,000.00); insurer API onboarding (PHP 50,000.00 per insurer); bank payment file certification (PHP 30,000.00 per bank); SMS or Viber gateway activation (PHP 20,000.00); screening list provider onboarding (PHP 30,000.00). The fees of the regulator or the partner are not included and are paid by the Client directly.</w:t>
+      </w:r>
+    </w:p>
+    <w:p>
+      <w:pPr>
+        <w:pStyle w:val="Normal"/>
+        <w:numPr>
+          <w:ilvl w:val="0"/>
+          <w:numId w:val="48"/>
         </w:numPr>
         <w:spacing w:before="0" w:after="60"/>
         <w:rPr/>
@@ -16297,7 +16430,7 @@
         <w:pStyle w:val="Heading1"/>
         <w:rPr/>
       </w:pPr>
-      <w:bookmarkStart w:id="27" w:name="__RefHeading___Toc27444_3133665205"/>
+      <w:bookmarkStart w:id="27" w:name="__RefHeading___Toc10358_1732366693"/>
       <w:bookmarkEnd w:id="27"/>
       <w:r>
         <w:rPr>
@@ -16314,7 +16447,7 @@
         <w:pStyle w:val="Normal"/>
         <w:numPr>
           <w:ilvl w:val="0"/>
-          <w:numId w:val="48"/>
+          <w:numId w:val="49"/>
         </w:numPr>
         <w:spacing w:before="0" w:after="60"/>
         <w:rPr/>
@@ -16333,7 +16466,7 @@
         <w:pStyle w:val="Normal"/>
         <w:numPr>
           <w:ilvl w:val="0"/>
-          <w:numId w:val="49"/>
+          <w:numId w:val="50"/>
         </w:numPr>
         <w:spacing w:before="0" w:after="60"/>
         <w:rPr/>
@@ -16352,7 +16485,7 @@
         <w:pStyle w:val="Normal"/>
         <w:numPr>
           <w:ilvl w:val="0"/>
-          <w:numId w:val="50"/>
+          <w:numId w:val="51"/>
         </w:numPr>
         <w:spacing w:before="0" w:after="60"/>
         <w:rPr/>
@@ -16371,7 +16504,7 @@
         <w:pStyle w:val="Normal"/>
         <w:numPr>
           <w:ilvl w:val="0"/>
-          <w:numId w:val="51"/>
+          <w:numId w:val="52"/>
         </w:numPr>
         <w:spacing w:before="0" w:after="60"/>
         <w:rPr/>
@@ -16393,7 +16526,7 @@
         <w:pStyle w:val="Heading1"/>
         <w:rPr/>
       </w:pPr>
-      <w:bookmarkStart w:id="28" w:name="__RefHeading___Toc27446_3133665205"/>
+      <w:bookmarkStart w:id="28" w:name="__RefHeading___Toc10360_1732366693"/>
       <w:bookmarkEnd w:id="28"/>
       <w:r>
         <w:rPr>
@@ -16410,7 +16543,7 @@
         <w:pStyle w:val="Normal"/>
         <w:numPr>
           <w:ilvl w:val="0"/>
-          <w:numId w:val="52"/>
+          <w:numId w:val="53"/>
         </w:numPr>
         <w:spacing w:before="0" w:after="60"/>
         <w:rPr/>
@@ -16438,7 +16571,7 @@
         <w:pStyle w:val="Normal"/>
         <w:numPr>
           <w:ilvl w:val="0"/>
-          <w:numId w:val="53"/>
+          <w:numId w:val="54"/>
         </w:numPr>
         <w:spacing w:before="0" w:after="60"/>
         <w:rPr/>
@@ -16466,7 +16599,7 @@
         <w:pStyle w:val="Normal"/>
         <w:numPr>
           <w:ilvl w:val="0"/>
-          <w:numId w:val="54"/>
+          <w:numId w:val="55"/>
         </w:numPr>
         <w:spacing w:before="0" w:after="60"/>
         <w:rPr/>
@@ -16494,7 +16627,7 @@
         <w:pStyle w:val="Normal"/>
         <w:numPr>
           <w:ilvl w:val="0"/>
-          <w:numId w:val="55"/>
+          <w:numId w:val="56"/>
         </w:numPr>
         <w:spacing w:before="0" w:after="60"/>
         <w:rPr/>
@@ -16522,7 +16655,7 @@
         <w:pStyle w:val="Normal"/>
         <w:numPr>
           <w:ilvl w:val="0"/>
-          <w:numId w:val="56"/>
+          <w:numId w:val="57"/>
         </w:numPr>
         <w:spacing w:before="0" w:after="60"/>
         <w:rPr/>
@@ -16553,7 +16686,7 @@
         <w:pStyle w:val="Heading1"/>
         <w:rPr/>
       </w:pPr>
-      <w:bookmarkStart w:id="29" w:name="__RefHeading___Toc27448_3133665205"/>
+      <w:bookmarkStart w:id="29" w:name="__RefHeading___Toc10362_1732366693"/>
       <w:bookmarkEnd w:id="29"/>
       <w:r>
         <w:rPr>
@@ -16984,7 +17117,7 @@
       <w:r>
         <w:br w:type="page"/>
       </w:r>
-      <w:bookmarkStart w:id="30" w:name="__RefHeading___Toc27450_3133665205"/>
+      <w:bookmarkStart w:id="30" w:name="__RefHeading___Toc10364_1732366693"/>
       <w:bookmarkEnd w:id="30"/>
       <w:r>
         <w:rPr>
@@ -17877,7 +18010,7 @@
       <w:r>
         <w:br w:type="page"/>
       </w:r>
-      <w:bookmarkStart w:id="31" w:name="__RefHeading___Toc27452_3133665205"/>
+      <w:bookmarkStart w:id="31" w:name="__RefHeading___Toc10366_1732366693"/>
       <w:bookmarkEnd w:id="31"/>
       <w:r>
         <w:rPr>
@@ -18698,7 +18831,7 @@
       <w:r>
         <w:br w:type="page"/>
       </w:r>
-      <w:bookmarkStart w:id="32" w:name="__RefHeading___Toc27454_3133665205"/>
+      <w:bookmarkStart w:id="32" w:name="__RefHeading___Toc10368_1732366693"/>
       <w:bookmarkStart w:id="33" w:name="_Toc233203395"/>
       <w:bookmarkEnd w:id="32"/>
       <w:r>
@@ -20457,7 +20590,7 @@
       <w:r>
         <w:rPr/>
         <w:drawing>
-          <wp:anchor behindDoc="1" distT="0" distB="0" distL="0" distR="0" simplePos="0" locked="0" layoutInCell="0" allowOverlap="1" relativeHeight="26">
+          <wp:anchor behindDoc="1" distT="0" distB="0" distL="0" distR="0" simplePos="0" locked="0" layoutInCell="0" allowOverlap="1" relativeHeight="27">
             <wp:simplePos x="0" y="0"/>
             <wp:positionH relativeFrom="margin">
               <wp:align>center</wp:align>
@@ -20528,7 +20661,7 @@
     <w:r>
       <w:rPr/>
       <w:drawing>
-        <wp:anchor behindDoc="1" distT="0" distB="0" distL="0" distR="0" simplePos="0" locked="0" layoutInCell="0" allowOverlap="1" relativeHeight="25">
+        <wp:anchor behindDoc="1" distT="0" distB="0" distL="0" distR="0" simplePos="0" locked="0" layoutInCell="0" allowOverlap="1" relativeHeight="26">
           <wp:simplePos x="0" y="0"/>
           <wp:positionH relativeFrom="page">
             <wp:align>left</wp:align>
@@ -20587,7 +20720,7 @@
     <w:r>
       <w:rPr/>
       <w:drawing>
-        <wp:anchor behindDoc="1" distT="0" distB="0" distL="0" distR="0" simplePos="0" locked="0" layoutInCell="0" allowOverlap="1" relativeHeight="25">
+        <wp:anchor behindDoc="1" distT="0" distB="0" distL="0" distR="0" simplePos="0" locked="0" layoutInCell="0" allowOverlap="1" relativeHeight="26">
           <wp:simplePos x="0" y="0"/>
           <wp:positionH relativeFrom="page">
             <wp:align>left</wp:align>
@@ -21822,12 +21955,12 @@
   </w:num>
   <w:num w:numId="48">
     <w:abstractNumId w:val="1"/>
+  </w:num>
+  <w:num w:numId="49">
+    <w:abstractNumId w:val="1"/>
     <w:lvlOverride w:ilvl="0">
       <w:startOverride w:val="1"/>
     </w:lvlOverride>
-  </w:num>
-  <w:num w:numId="49">
-    <w:abstractNumId w:val="1"/>
   </w:num>
   <w:num w:numId="50">
     <w:abstractNumId w:val="1"/>
@@ -21837,12 +21970,12 @@
   </w:num>
   <w:num w:numId="52">
     <w:abstractNumId w:val="1"/>
+  </w:num>
+  <w:num w:numId="53">
+    <w:abstractNumId w:val="1"/>
     <w:lvlOverride w:ilvl="0">
       <w:startOverride w:val="1"/>
     </w:lvlOverride>
-  </w:num>
-  <w:num w:numId="53">
-    <w:abstractNumId w:val="1"/>
   </w:num>
   <w:num w:numId="54">
     <w:abstractNumId w:val="1"/>
@@ -21851,6 +21984,9 @@
     <w:abstractNumId w:val="1"/>
   </w:num>
   <w:num w:numId="56">
+    <w:abstractNumId w:val="1"/>
+  </w:num>
+  <w:num w:numId="57">
     <w:abstractNumId w:val="1"/>
   </w:num>
 </w:numbering>

--- a/docs/package/03_Contracts/iNXT_BrokerVerse_Implementation_Statement_of_Work.docx
+++ b/docs/package/03_Contracts/iNXT_BrokerVerse_Implementation_Statement_of_Work.docx
@@ -789,7 +789,7 @@
             </w:rPr>
             <w:fldChar w:fldCharType="separate"/>
           </w:r>
-          <w:hyperlink w:anchor="__RefHeading___Toc10312_1732366693">
+          <w:hyperlink w:anchor="__RefHeading___Toc29834_1894618434">
             <w:r>
               <w:rPr>
                 <w:webHidden/>
@@ -824,7 +824,7 @@
             </w:tabs>
             <w:rPr/>
           </w:pPr>
-          <w:hyperlink w:anchor="__RefHeading___Toc10314_1732366693">
+          <w:hyperlink w:anchor="__RefHeading___Toc29836_1894618434">
             <w:r>
               <w:rPr>
                 <w:webHidden/>
@@ -853,7 +853,7 @@
             </w:tabs>
             <w:rPr/>
           </w:pPr>
-          <w:hyperlink w:anchor="__RefHeading___Toc10316_1732366693">
+          <w:hyperlink w:anchor="__RefHeading___Toc29838_1894618434">
             <w:r>
               <w:rPr>
                 <w:webHidden/>
@@ -875,7 +875,7 @@
             </w:tabs>
             <w:rPr/>
           </w:pPr>
-          <w:hyperlink w:anchor="__RefHeading___Toc10318_1732366693">
+          <w:hyperlink w:anchor="__RefHeading___Toc29840_1894618434">
             <w:r>
               <w:rPr>
                 <w:webHidden/>
@@ -883,7 +883,7 @@
               </w:rPr>
               <w:t>3.1 Version history</w:t>
               <w:tab/>
-              <w:t>4</w:t>
+              <w:t>5</w:t>
             </w:r>
           </w:hyperlink>
         </w:p>
@@ -897,7 +897,7 @@
             </w:tabs>
             <w:rPr/>
           </w:pPr>
-          <w:hyperlink w:anchor="__RefHeading___Toc10320_1732366693">
+          <w:hyperlink w:anchor="__RefHeading___Toc29842_1894618434">
             <w:r>
               <w:rPr>
                 <w:webHidden/>
@@ -919,7 +919,7 @@
             </w:tabs>
             <w:rPr/>
           </w:pPr>
-          <w:hyperlink w:anchor="__RefHeading___Toc10322_1732366693">
+          <w:hyperlink w:anchor="__RefHeading___Toc29844_1894618434">
             <w:r>
               <w:rPr>
                 <w:webHidden/>
@@ -941,7 +941,7 @@
             </w:tabs>
             <w:rPr/>
           </w:pPr>
-          <w:hyperlink w:anchor="__RefHeading___Toc10324_1732366693">
+          <w:hyperlink w:anchor="__RefHeading___Toc29846_1894618434">
             <w:r>
               <w:rPr>
                 <w:webHidden/>
@@ -963,7 +963,7 @@
             </w:tabs>
             <w:rPr/>
           </w:pPr>
-          <w:hyperlink w:anchor="__RefHeading___Toc10326_1732366693">
+          <w:hyperlink w:anchor="__RefHeading___Toc29848_1894618434">
             <w:r>
               <w:rPr>
                 <w:webHidden/>
@@ -985,7 +985,7 @@
             </w:tabs>
             <w:rPr/>
           </w:pPr>
-          <w:hyperlink w:anchor="__RefHeading___Toc10328_1732366693">
+          <w:hyperlink w:anchor="__RefHeading___Toc29850_1894618434">
             <w:r>
               <w:rPr>
                 <w:webHidden/>
@@ -1007,7 +1007,7 @@
             </w:tabs>
             <w:rPr/>
           </w:pPr>
-          <w:hyperlink w:anchor="__RefHeading___Toc10330_1732366693">
+          <w:hyperlink w:anchor="__RefHeading___Toc29852_1894618434">
             <w:r>
               <w:rPr>
                 <w:webHidden/>
@@ -1029,7 +1029,7 @@
             </w:tabs>
             <w:rPr/>
           </w:pPr>
-          <w:hyperlink w:anchor="__RefHeading___Toc10332_1732366693">
+          <w:hyperlink w:anchor="__RefHeading___Toc29854_1894618434">
             <w:r>
               <w:rPr>
                 <w:webHidden/>
@@ -1051,7 +1051,7 @@
             </w:tabs>
             <w:rPr/>
           </w:pPr>
-          <w:hyperlink w:anchor="__RefHeading___Toc10334_1732366693">
+          <w:hyperlink w:anchor="__RefHeading___Toc29856_1894618434">
             <w:r>
               <w:rPr>
                 <w:webHidden/>
@@ -1073,7 +1073,7 @@
             </w:tabs>
             <w:rPr/>
           </w:pPr>
-          <w:hyperlink w:anchor="__RefHeading___Toc10336_1732366693">
+          <w:hyperlink w:anchor="__RefHeading___Toc29858_1894618434">
             <w:r>
               <w:rPr>
                 <w:webHidden/>
@@ -1095,7 +1095,7 @@
             </w:tabs>
             <w:rPr/>
           </w:pPr>
-          <w:hyperlink w:anchor="__RefHeading___Toc10338_1732366693">
+          <w:hyperlink w:anchor="__RefHeading___Toc29860_1894618434">
             <w:r>
               <w:rPr>
                 <w:webHidden/>
@@ -1117,7 +1117,7 @@
             </w:tabs>
             <w:rPr/>
           </w:pPr>
-          <w:hyperlink w:anchor="__RefHeading___Toc10340_1732366693">
+          <w:hyperlink w:anchor="__RefHeading___Toc29862_1894618434">
             <w:r>
               <w:rPr>
                 <w:webHidden/>
@@ -1139,7 +1139,7 @@
             </w:tabs>
             <w:rPr/>
           </w:pPr>
-          <w:hyperlink w:anchor="__RefHeading___Toc10342_1732366693">
+          <w:hyperlink w:anchor="__RefHeading___Toc29864_1894618434">
             <w:r>
               <w:rPr>
                 <w:webHidden/>
@@ -1161,7 +1161,7 @@
             </w:tabs>
             <w:rPr/>
           </w:pPr>
-          <w:hyperlink w:anchor="__RefHeading___Toc10344_1732366693">
+          <w:hyperlink w:anchor="__RefHeading___Toc29866_1894618434">
             <w:r>
               <w:rPr>
                 <w:webHidden/>
@@ -1183,7 +1183,7 @@
             </w:tabs>
             <w:rPr/>
           </w:pPr>
-          <w:hyperlink w:anchor="__RefHeading___Toc10346_1732366693">
+          <w:hyperlink w:anchor="__RefHeading___Toc29868_1894618434">
             <w:r>
               <w:rPr>
                 <w:webHidden/>
@@ -1205,7 +1205,7 @@
             </w:tabs>
             <w:rPr/>
           </w:pPr>
-          <w:hyperlink w:anchor="__RefHeading___Toc10348_1732366693">
+          <w:hyperlink w:anchor="__RefHeading___Toc29870_1894618434">
             <w:r>
               <w:rPr>
                 <w:webHidden/>
@@ -1227,7 +1227,7 @@
             </w:tabs>
             <w:rPr/>
           </w:pPr>
-          <w:hyperlink w:anchor="__RefHeading___Toc10350_1732366693">
+          <w:hyperlink w:anchor="__RefHeading___Toc29872_1894618434">
             <w:r>
               <w:rPr>
                 <w:webHidden/>
@@ -1249,7 +1249,7 @@
             </w:tabs>
             <w:rPr/>
           </w:pPr>
-          <w:hyperlink w:anchor="__RefHeading___Toc10352_1732366693">
+          <w:hyperlink w:anchor="__RefHeading___Toc29874_1894618434">
             <w:r>
               <w:rPr>
                 <w:webHidden/>
@@ -1271,7 +1271,7 @@
             </w:tabs>
             <w:rPr/>
           </w:pPr>
-          <w:hyperlink w:anchor="__RefHeading___Toc10354_1732366693">
+          <w:hyperlink w:anchor="__RefHeading___Toc29876_1894618434">
             <w:r>
               <w:rPr>
                 <w:webHidden/>
@@ -1293,7 +1293,7 @@
             </w:tabs>
             <w:rPr/>
           </w:pPr>
-          <w:hyperlink w:anchor="__RefHeading___Toc10356_1732366693">
+          <w:hyperlink w:anchor="__RefHeading___Toc29878_1894618434">
             <w:r>
               <w:rPr>
                 <w:webHidden/>
@@ -1315,7 +1315,7 @@
             </w:tabs>
             <w:rPr/>
           </w:pPr>
-          <w:hyperlink w:anchor="__RefHeading___Toc10358_1732366693">
+          <w:hyperlink w:anchor="__RefHeading___Toc29880_1894618434">
             <w:r>
               <w:rPr>
                 <w:webHidden/>
@@ -1337,7 +1337,7 @@
             </w:tabs>
             <w:rPr/>
           </w:pPr>
-          <w:hyperlink w:anchor="__RefHeading___Toc10360_1732366693">
+          <w:hyperlink w:anchor="__RefHeading___Toc29882_1894618434">
             <w:r>
               <w:rPr>
                 <w:webHidden/>
@@ -1359,7 +1359,7 @@
             </w:tabs>
             <w:rPr/>
           </w:pPr>
-          <w:hyperlink w:anchor="__RefHeading___Toc10362_1732366693">
+          <w:hyperlink w:anchor="__RefHeading___Toc29884_1894618434">
             <w:r>
               <w:rPr>
                 <w:webHidden/>
@@ -1381,7 +1381,7 @@
             </w:tabs>
             <w:rPr/>
           </w:pPr>
-          <w:hyperlink w:anchor="__RefHeading___Toc10364_1732366693">
+          <w:hyperlink w:anchor="__RefHeading___Toc29886_1894618434">
             <w:r>
               <w:rPr>
                 <w:webHidden/>
@@ -1403,7 +1403,7 @@
             </w:tabs>
             <w:rPr/>
           </w:pPr>
-          <w:hyperlink w:anchor="__RefHeading___Toc10366_1732366693">
+          <w:hyperlink w:anchor="__RefHeading___Toc29888_1894618434">
             <w:r>
               <w:rPr>
                 <w:webHidden/>
@@ -1425,7 +1425,7 @@
             </w:tabs>
             <w:rPr/>
           </w:pPr>
-          <w:hyperlink w:anchor="__RefHeading___Toc10368_1732366693">
+          <w:hyperlink w:anchor="__RefHeading___Toc29890_1894618434">
             <w:r>
               <w:rPr>
                 <w:webHidden/>
@@ -1473,7 +1473,7 @@
       <w:r>
         <w:br w:type="page"/>
       </w:r>
-      <w:bookmarkStart w:id="0" w:name="__RefHeading___Toc10312_1732366693"/>
+      <w:bookmarkStart w:id="0" w:name="__RefHeading___Toc29834_1894618434"/>
       <w:bookmarkStart w:id="1" w:name="_Toc48319687"/>
       <w:bookmarkStart w:id="2" w:name="_Toc11824118"/>
       <w:bookmarkEnd w:id="0"/>
@@ -1867,7 +1867,7 @@
                 <w:szCs w:val="24"/>
                 <w:lang w:val="en-US" w:eastAsia="ja-JP" w:bidi="ar-SA"/>
               </w:rPr>
-              <w:t>1.1.1</w:t>
+              <w:t>1.1.2</w:t>
             </w:r>
           </w:p>
         </w:tc>
@@ -2015,7 +2015,7 @@
                 <w:szCs w:val="24"/>
                 <w:lang w:val="en-US" w:eastAsia="ja-JP" w:bidi="ar-SA"/>
               </w:rPr>
-              <w:t>Optional modules and partner services of the Rate Annex named in the payments and exclusions; template for discussion; subject to review by the parties' legal counsel</w:t>
+              <w:t>Version 1.1.2: Client brand packs: basis is the client's contract with iorta TechNXT (management decision of 04 October 2026). Version 1.1.1: Optional modules and partner services of the Rate Annex named in the payments and exclusions; template for discussion; subject to review by the parties' legal counsel</w:t>
             </w:r>
           </w:p>
         </w:tc>
@@ -2118,7 +2118,7 @@
           <w:spacing w:val="0"/>
         </w:rPr>
       </w:pPr>
-      <w:bookmarkStart w:id="4" w:name="__RefHeading___Toc10314_1732366693"/>
+      <w:bookmarkStart w:id="4" w:name="__RefHeading___Toc29836_1894618434"/>
       <w:bookmarkStart w:id="5" w:name="_Toc233203388"/>
       <w:bookmarkEnd w:id="4"/>
       <w:r>
@@ -4292,7 +4292,7 @@
         <w:pageBreakBefore w:val="false"/>
         <w:rPr/>
       </w:pPr>
-      <w:bookmarkStart w:id="6" w:name="__RefHeading___Toc10316_1732366693"/>
+      <w:bookmarkStart w:id="6" w:name="__RefHeading___Toc29838_1894618434"/>
       <w:bookmarkEnd w:id="6"/>
       <w:r>
         <w:rPr>
@@ -4409,7 +4409,7 @@
         <w:pStyle w:val="Heading2"/>
         <w:rPr/>
       </w:pPr>
-      <w:bookmarkStart w:id="7" w:name="__RefHeading___Toc10318_1732366693"/>
+      <w:bookmarkStart w:id="7" w:name="__RefHeading___Toc29840_1894618434"/>
       <w:bookmarkEnd w:id="7"/>
       <w:r>
         <w:rPr>
@@ -4905,6 +4905,120 @@
           </w:p>
         </w:tc>
       </w:tr>
+      <w:tr>
+        <w:trPr/>
+        <w:tc>
+          <w:tcPr>
+            <w:tcW w:w="1003" w:type="dxa"/>
+            <w:tcBorders>
+              <w:top w:val="single" w:sz="4" w:space="0" w:color="BFC7D1"/>
+              <w:left w:val="single" w:sz="4" w:space="0" w:color="BFC7D1"/>
+              <w:bottom w:val="single" w:sz="4" w:space="0" w:color="BFC7D1"/>
+              <w:right w:val="single" w:sz="4" w:space="0" w:color="BFC7D1"/>
+            </w:tcBorders>
+          </w:tcPr>
+          <w:p>
+            <w:pPr>
+              <w:pStyle w:val="Normal"/>
+              <w:widowControl/>
+              <w:spacing w:lineRule="auto" w:line="240" w:before="0" w:after="20"/>
+              <w:jc w:val="left"/>
+              <w:rPr>
+                <w:rFonts w:ascii="Aptos" w:hAnsi="Aptos" w:eastAsia="ＭＳ 明朝" w:cs="Arial"/>
+                <w:kern w:val="0"/>
+                <w:sz w:val="24"/>
+                <w:szCs w:val="24"/>
+                <w:lang w:val="en-US" w:eastAsia="ja-JP" w:bidi="ar-SA"/>
+              </w:rPr>
+            </w:pPr>
+            <w:r>
+              <w:rPr>
+                <w:rFonts w:eastAsia="Segoe UI" w:cs="Segoe UI" w:ascii="Segoe UI" w:hAnsi="Segoe UI"/>
+                <w:color w:val="101820"/>
+                <w:kern w:val="0"/>
+                <w:sz w:val="18"/>
+                <w:szCs w:val="24"/>
+                <w:lang w:val="en-US" w:eastAsia="ja-JP" w:bidi="ar-SA"/>
+              </w:rPr>
+              <w:t>1.1.2</w:t>
+            </w:r>
+          </w:p>
+        </w:tc>
+        <w:tc>
+          <w:tcPr>
+            <w:tcW w:w="1913" w:type="dxa"/>
+            <w:tcBorders>
+              <w:top w:val="single" w:sz="4" w:space="0" w:color="BFC7D1"/>
+              <w:left w:val="single" w:sz="4" w:space="0" w:color="BFC7D1"/>
+              <w:bottom w:val="single" w:sz="4" w:space="0" w:color="BFC7D1"/>
+              <w:right w:val="single" w:sz="4" w:space="0" w:color="BFC7D1"/>
+            </w:tcBorders>
+          </w:tcPr>
+          <w:p>
+            <w:pPr>
+              <w:pStyle w:val="Normal"/>
+              <w:widowControl/>
+              <w:spacing w:lineRule="auto" w:line="240" w:before="0" w:after="20"/>
+              <w:jc w:val="left"/>
+              <w:rPr>
+                <w:rFonts w:ascii="Aptos" w:hAnsi="Aptos" w:eastAsia="ＭＳ 明朝" w:cs="Arial"/>
+                <w:kern w:val="0"/>
+                <w:sz w:val="24"/>
+                <w:szCs w:val="24"/>
+                <w:lang w:val="en-US" w:eastAsia="ja-JP" w:bidi="ar-SA"/>
+              </w:rPr>
+            </w:pPr>
+            <w:r>
+              <w:rPr>
+                <w:rFonts w:eastAsia="Segoe UI" w:cs="Segoe UI" w:ascii="Segoe UI" w:hAnsi="Segoe UI"/>
+                <w:color w:val="101820"/>
+                <w:kern w:val="0"/>
+                <w:sz w:val="18"/>
+                <w:szCs w:val="24"/>
+                <w:lang w:val="en-US" w:eastAsia="ja-JP" w:bidi="ar-SA"/>
+              </w:rPr>
+              <w:t>04 October 2026</w:t>
+            </w:r>
+          </w:p>
+        </w:tc>
+        <w:tc>
+          <w:tcPr>
+            <w:tcW w:w="6098" w:type="dxa"/>
+            <w:tcBorders>
+              <w:top w:val="single" w:sz="4" w:space="0" w:color="BFC7D1"/>
+              <w:left w:val="single" w:sz="4" w:space="0" w:color="BFC7D1"/>
+              <w:bottom w:val="single" w:sz="4" w:space="0" w:color="BFC7D1"/>
+              <w:right w:val="single" w:sz="4" w:space="0" w:color="BFC7D1"/>
+            </w:tcBorders>
+          </w:tcPr>
+          <w:p>
+            <w:pPr>
+              <w:pStyle w:val="Normal"/>
+              <w:widowControl/>
+              <w:spacing w:lineRule="auto" w:line="240" w:before="0" w:after="20"/>
+              <w:jc w:val="left"/>
+              <w:rPr>
+                <w:rFonts w:ascii="Aptos" w:hAnsi="Aptos" w:eastAsia="ＭＳ 明朝" w:cs="Arial"/>
+                <w:kern w:val="0"/>
+                <w:sz w:val="24"/>
+                <w:szCs w:val="24"/>
+                <w:lang w:val="en-US" w:eastAsia="ja-JP" w:bidi="ar-SA"/>
+              </w:rPr>
+            </w:pPr>
+            <w:r>
+              <w:rPr>
+                <w:rFonts w:eastAsia="Segoe UI" w:cs="Segoe UI" w:ascii="Segoe UI" w:hAnsi="Segoe UI"/>
+                <w:color w:val="101820"/>
+                <w:kern w:val="0"/>
+                <w:sz w:val="18"/>
+                <w:szCs w:val="24"/>
+                <w:lang w:val="en-US" w:eastAsia="ja-JP" w:bidi="ar-SA"/>
+              </w:rPr>
+              <w:t>Client brand packs: basis is the client's contract with iorta TechNXT (management decision of 04 October 2026)</w:t>
+            </w:r>
+          </w:p>
+        </w:tc>
+      </w:tr>
     </w:tbl>
     <w:p>
       <w:pPr>
@@ -4914,7 +5028,7 @@
       <w:r>
         <w:br w:type="page"/>
       </w:r>
-      <w:bookmarkStart w:id="8" w:name="__RefHeading___Toc10320_1732366693"/>
+      <w:bookmarkStart w:id="8" w:name="__RefHeading___Toc29842_1894618434"/>
       <w:bookmarkEnd w:id="8"/>
       <w:r>
         <w:rPr>
@@ -4931,7 +5045,7 @@
         <w:pStyle w:val="Heading2"/>
         <w:rPr/>
       </w:pPr>
-      <w:bookmarkStart w:id="9" w:name="__RefHeading___Toc10322_1732366693"/>
+      <w:bookmarkStart w:id="9" w:name="__RefHeading___Toc29844_1894618434"/>
       <w:bookmarkEnd w:id="9"/>
       <w:r>
         <w:rPr>
@@ -4963,7 +5077,7 @@
         <w:pStyle w:val="Heading2"/>
         <w:rPr/>
       </w:pPr>
-      <w:bookmarkStart w:id="10" w:name="__RefHeading___Toc10324_1732366693"/>
+      <w:bookmarkStart w:id="10" w:name="__RefHeading___Toc29846_1894618434"/>
       <w:bookmarkEnd w:id="10"/>
       <w:r>
         <w:rPr>
@@ -5248,7 +5362,7 @@
         <w:pStyle w:val="Heading2"/>
         <w:rPr/>
       </w:pPr>
-      <w:bookmarkStart w:id="11" w:name="__RefHeading___Toc10326_1732366693"/>
+      <w:bookmarkStart w:id="11" w:name="__RefHeading___Toc29848_1894618434"/>
       <w:bookmarkEnd w:id="11"/>
       <w:r>
         <w:rPr>
@@ -6166,7 +6280,7 @@
         <w:pStyle w:val="Heading1"/>
         <w:rPr/>
       </w:pPr>
-      <w:bookmarkStart w:id="12" w:name="__RefHeading___Toc10328_1732366693"/>
+      <w:bookmarkStart w:id="12" w:name="__RefHeading___Toc29850_1894618434"/>
       <w:bookmarkEnd w:id="12"/>
       <w:r>
         <w:rPr>
@@ -7940,7 +8054,7 @@
       <w:r>
         <w:br w:type="page"/>
       </w:r>
-      <w:bookmarkStart w:id="13" w:name="__RefHeading___Toc10330_1732366693"/>
+      <w:bookmarkStart w:id="13" w:name="__RefHeading___Toc29852_1894618434"/>
       <w:bookmarkEnd w:id="13"/>
       <w:r>
         <w:rPr>
@@ -7957,7 +8071,7 @@
         <w:pStyle w:val="Heading2"/>
         <w:rPr/>
       </w:pPr>
-      <w:bookmarkStart w:id="14" w:name="__RefHeading___Toc10332_1732366693"/>
+      <w:bookmarkStart w:id="14" w:name="__RefHeading___Toc29854_1894618434"/>
       <w:bookmarkEnd w:id="14"/>
       <w:r>
         <w:rPr>
@@ -9723,7 +9837,7 @@
         <w:pStyle w:val="Heading2"/>
         <w:rPr/>
       </w:pPr>
-      <w:bookmarkStart w:id="15" w:name="__RefHeading___Toc10334_1732366693"/>
+      <w:bookmarkStart w:id="15" w:name="__RefHeading___Toc29856_1894618434"/>
       <w:bookmarkEnd w:id="15"/>
       <w:r>
         <w:rPr>
@@ -9854,7 +9968,7 @@
         <w:pStyle w:val="Heading2"/>
         <w:rPr/>
       </w:pPr>
-      <w:bookmarkStart w:id="16" w:name="__RefHeading___Toc10336_1732366693"/>
+      <w:bookmarkStart w:id="16" w:name="__RefHeading___Toc29858_1894618434"/>
       <w:bookmarkEnd w:id="16"/>
       <w:r>
         <w:rPr>
@@ -10285,7 +10399,7 @@
       <w:r>
         <w:br w:type="page"/>
       </w:r>
-      <w:bookmarkStart w:id="17" w:name="__RefHeading___Toc10338_1732366693"/>
+      <w:bookmarkStart w:id="17" w:name="__RefHeading___Toc29860_1894618434"/>
       <w:bookmarkEnd w:id="17"/>
       <w:r>
         <w:rPr>
@@ -11527,7 +11641,7 @@
                 <w:szCs w:val="24"/>
                 <w:lang w:val="en-US" w:eastAsia="ja-JP" w:bidi="ar-SA"/>
               </w:rPr>
-              <w:t>Logo, sign-in picture, signatories and their consent to e-signatures; written permission for any third-party marks</w:t>
+              <w:t>Logo, sign-in picture, signatories and their consent to e-signatures; for a client brand pack, the contract reference covering the use of the Client's marks on the engagement file</w:t>
             </w:r>
           </w:p>
         </w:tc>
@@ -12065,7 +12179,7 @@
         <w:pStyle w:val="Heading1"/>
         <w:rPr/>
       </w:pPr>
-      <w:bookmarkStart w:id="18" w:name="__RefHeading___Toc10340_1732366693"/>
+      <w:bookmarkStart w:id="18" w:name="__RefHeading___Toc29862_1894618434"/>
       <w:bookmarkEnd w:id="18"/>
       <w:r>
         <w:rPr>
@@ -12294,7 +12408,7 @@
         <w:pStyle w:val="Heading1"/>
         <w:rPr/>
       </w:pPr>
-      <w:bookmarkStart w:id="19" w:name="__RefHeading___Toc10342_1732366693"/>
+      <w:bookmarkStart w:id="19" w:name="__RefHeading___Toc29864_1894618434"/>
       <w:bookmarkEnd w:id="19"/>
       <w:r>
         <w:rPr>
@@ -12557,7 +12671,7 @@
         <w:pStyle w:val="Heading1"/>
         <w:rPr/>
       </w:pPr>
-      <w:bookmarkStart w:id="20" w:name="__RefHeading___Toc10344_1732366693"/>
+      <w:bookmarkStart w:id="20" w:name="__RefHeading___Toc29866_1894618434"/>
       <w:bookmarkEnd w:id="20"/>
       <w:r>
         <w:rPr>
@@ -12574,7 +12688,7 @@
         <w:pStyle w:val="Heading2"/>
         <w:rPr/>
       </w:pPr>
-      <w:bookmarkStart w:id="21" w:name="__RefHeading___Toc10346_1732366693"/>
+      <w:bookmarkStart w:id="21" w:name="__RefHeading___Toc29868_1894618434"/>
       <w:bookmarkEnd w:id="21"/>
       <w:r>
         <w:rPr>
@@ -13403,7 +13517,7 @@
         <w:pStyle w:val="Heading2"/>
         <w:rPr/>
       </w:pPr>
-      <w:bookmarkStart w:id="22" w:name="__RefHeading___Toc10348_1732366693"/>
+      <w:bookmarkStart w:id="22" w:name="__RefHeading___Toc29870_1894618434"/>
       <w:bookmarkEnd w:id="22"/>
       <w:r>
         <w:rPr>
@@ -14987,7 +15101,7 @@
         <w:pStyle w:val="Heading1"/>
         <w:rPr/>
       </w:pPr>
-      <w:bookmarkStart w:id="23" w:name="__RefHeading___Toc10350_1732366693"/>
+      <w:bookmarkStart w:id="23" w:name="__RefHeading___Toc29872_1894618434"/>
       <w:bookmarkEnd w:id="23"/>
       <w:r>
         <w:rPr>
@@ -15119,7 +15233,7 @@
         <w:pStyle w:val="Heading1"/>
         <w:rPr/>
       </w:pPr>
-      <w:bookmarkStart w:id="24" w:name="__RefHeading___Toc10352_1732366693"/>
+      <w:bookmarkStart w:id="24" w:name="__RefHeading___Toc29874_1894618434"/>
       <w:bookmarkEnd w:id="24"/>
       <w:r>
         <w:rPr>
@@ -15136,7 +15250,7 @@
         <w:pStyle w:val="Heading2"/>
         <w:rPr/>
       </w:pPr>
-      <w:bookmarkStart w:id="25" w:name="__RefHeading___Toc10354_1732366693"/>
+      <w:bookmarkStart w:id="25" w:name="__RefHeading___Toc29876_1894618434"/>
       <w:bookmarkEnd w:id="25"/>
       <w:r>
         <w:rPr>
@@ -15820,7 +15934,7 @@
         <w:pStyle w:val="Heading2"/>
         <w:rPr/>
       </w:pPr>
-      <w:bookmarkStart w:id="26" w:name="__RefHeading___Toc10356_1732366693"/>
+      <w:bookmarkStart w:id="26" w:name="__RefHeading___Toc29878_1894618434"/>
       <w:bookmarkEnd w:id="26"/>
       <w:r>
         <w:rPr>
@@ -16430,7 +16544,7 @@
         <w:pStyle w:val="Heading1"/>
         <w:rPr/>
       </w:pPr>
-      <w:bookmarkStart w:id="27" w:name="__RefHeading___Toc10358_1732366693"/>
+      <w:bookmarkStart w:id="27" w:name="__RefHeading___Toc29880_1894618434"/>
       <w:bookmarkEnd w:id="27"/>
       <w:r>
         <w:rPr>
@@ -16526,7 +16640,7 @@
         <w:pStyle w:val="Heading1"/>
         <w:rPr/>
       </w:pPr>
-      <w:bookmarkStart w:id="28" w:name="__RefHeading___Toc10360_1732366693"/>
+      <w:bookmarkStart w:id="28" w:name="__RefHeading___Toc29882_1894618434"/>
       <w:bookmarkEnd w:id="28"/>
       <w:r>
         <w:rPr>
@@ -16555,7 +16669,7 @@
           <w:color w:val="101820"/>
           <w:sz w:val="21"/>
         </w:rPr>
-        <w:t>Third-party marks.</w:t>
+        <w:t>Client marks.</w:t>
       </w:r>
       <w:r>
         <w:rPr>
@@ -16563,7 +16677,7 @@
           <w:color w:val="101820"/>
           <w:sz w:val="21"/>
         </w:rPr>
-        <w:t xml:space="preserve"> iorta TechNXT applies a brand pack that carries the name, logo or other marks of a third party (for example the Toyota Insurance Services brand pack) only in the Client's own environments, and only after the Client has given iorta TechNXT a copy of the written permission of the owner of those marks. The Client warrants that the permission covers the use made in iNXT BrokerVerse and indemnifies iorta TechNXT against any claim arising from the use of marks supplied by the Client.</w:t>
+        <w:t xml:space="preserve"> A client brand pack carries the name, logo or other marks of the Client (for example the Toyota Insurance Services brand pack). The Client's contract with iorta TechNXT covers the use of those marks in the environments of this engagement; iorta TechNXT applies the pack, and uses the marks, only in those environments. The Client warrants that it owns, or is licensed to use, the marks it supplies, and indemnifies iorta TechNXT against any claim arising from the use of marks supplied by the Client.</w:t>
       </w:r>
     </w:p>
     <w:p>
@@ -16686,7 +16800,7 @@
         <w:pStyle w:val="Heading1"/>
         <w:rPr/>
       </w:pPr>
-      <w:bookmarkStart w:id="29" w:name="__RefHeading___Toc10362_1732366693"/>
+      <w:bookmarkStart w:id="29" w:name="__RefHeading___Toc29884_1894618434"/>
       <w:bookmarkEnd w:id="29"/>
       <w:r>
         <w:rPr>
@@ -17117,7 +17231,7 @@
       <w:r>
         <w:br w:type="page"/>
       </w:r>
-      <w:bookmarkStart w:id="30" w:name="__RefHeading___Toc10364_1732366693"/>
+      <w:bookmarkStart w:id="30" w:name="__RefHeading___Toc29886_1894618434"/>
       <w:bookmarkEnd w:id="30"/>
       <w:r>
         <w:rPr>
@@ -18010,7 +18124,7 @@
       <w:r>
         <w:br w:type="page"/>
       </w:r>
-      <w:bookmarkStart w:id="31" w:name="__RefHeading___Toc10366_1732366693"/>
+      <w:bookmarkStart w:id="31" w:name="__RefHeading___Toc29888_1894618434"/>
       <w:bookmarkEnd w:id="31"/>
       <w:r>
         <w:rPr>
@@ -18831,7 +18945,7 @@
       <w:r>
         <w:br w:type="page"/>
       </w:r>
-      <w:bookmarkStart w:id="32" w:name="__RefHeading___Toc10368_1732366693"/>
+      <w:bookmarkStart w:id="32" w:name="__RefHeading___Toc29890_1894618434"/>
       <w:bookmarkStart w:id="33" w:name="_Toc233203395"/>
       <w:bookmarkEnd w:id="32"/>
       <w:r>
